--- a/23НФПО Кириллов, Веденяпин, Мосман/Хлынцев/пм/Practice Work SEVEN.docx.docx
+++ b/23НФПО Кириллов, Веденяпин, Мосман/Хлынцев/пм/Practice Work SEVEN.docx.docx
@@ -82,7 +82,7 @@
                           <a:blip r:embed="rId6" cstate="print">
                             <a:extLst>
                               <a:ext uri="{28A0092B-C50C-407E-A947-70E740481C1C}">
-                                <a14:useLocalDpi xmlns="" xmlns:wpc="http://schemas.microsoft.com/office/word/2010/wordprocessingCanvas" xmlns:cx="http://schemas.microsoft.com/office/drawing/2014/chartex" xmlns:cx1="http://schemas.microsoft.com/office/drawing/2015/9/8/chartex" xmlns:cx2="http://schemas.microsoft.com/office/drawing/2015/10/21/chartex" xmlns:cx3="http://schemas.microsoft.com/office/drawing/2016/5/9/chartex" xmlns:cx4="http://schemas.microsoft.com/office/drawing/2016/5/10/chartex" xmlns:cx5="http://schemas.microsoft.com/office/drawing/2016/5/11/chartex" xmlns:cx6="http://schemas.microsoft.com/office/drawing/2016/5/12/chartex" xmlns:cx7="http://schemas.microsoft.com/office/drawing/2016/5/13/chartex" xmlns:cx8="http://schemas.microsoft.com/office/drawing/2016/5/14/chartex" xmlns:mc="http://schemas.openxmlformats.org/markup-compatibility/2006" xmlns:aink="http://schemas.microsoft.com/office/drawing/2016/ink" xmlns:am3d="http://schemas.microsoft.com/office/drawing/2017/model3d" xmlns:o="urn:schemas-microsoft-com:office:office" xmlns:v="urn:schemas-microsoft-com:vml" xmlns:wp14="http://schemas.microsoft.com/office/word/2010/wordprocessingDrawing" xmlns:w10="urn:schemas-microsoft-com:office:word" xmlns:w="http://schemas.openxmlformats.org/wordprocessingml/2006/main" xmlns:w14="http://schemas.microsoft.com/office/word/2010/wordml" xmlns:w15="http://schemas.microsoft.com/office/word/2012/wordml" xmlns:w16cex="http://schemas.microsoft.com/office/word/2018/wordml/cex" xmlns:w16cid="http://schemas.microsoft.com/office/word/2016/wordml/cid" xmlns:w16="http://schemas.microsoft.com/office/word/2018/wordml" xmlns:w16sdtdh="http://schemas.microsoft.com/office/word/2020/wordml/sdtdatahash" xmlns:w16se="http://schemas.microsoft.com/office/word/2015/wordml/symex" xmlns:wpg="http://schemas.microsoft.com/office/word/2010/wordprocessingGroup" xmlns:wpi="http://schemas.microsoft.com/office/word/2010/wordprocessingInk" xmlns:wps="http://schemas.microsoft.com/office/word/2010/wordprocessingShape" xmlns:a14="http://schemas.microsoft.com/office/drawing/2010/main" val="0"/>
+                                <a14:useLocalDpi xmlns:a14="http://schemas.microsoft.com/office/drawing/2010/main" xmlns:wps="http://schemas.microsoft.com/office/word/2010/wordprocessingShape" xmlns:wpi="http://schemas.microsoft.com/office/word/2010/wordprocessingInk" xmlns:wpg="http://schemas.microsoft.com/office/word/2010/wordprocessingGroup" xmlns:w16se="http://schemas.microsoft.com/office/word/2015/wordml/symex" xmlns:w16sdtdh="http://schemas.microsoft.com/office/word/2020/wordml/sdtdatahash" xmlns:w16="http://schemas.microsoft.com/office/word/2018/wordml" xmlns:w16cid="http://schemas.microsoft.com/office/word/2016/wordml/cid" xmlns:w16cex="http://schemas.microsoft.com/office/word/2018/wordml/cex" xmlns:w15="http://schemas.microsoft.com/office/word/2012/wordml" xmlns:w14="http://schemas.microsoft.com/office/word/2010/wordml" xmlns:w="http://schemas.openxmlformats.org/wordprocessingml/2006/main" xmlns:w10="urn:schemas-microsoft-com:office:word" xmlns:wp14="http://schemas.microsoft.com/office/word/2010/wordprocessingDrawing" xmlns:v="urn:schemas-microsoft-com:vml" xmlns:o="urn:schemas-microsoft-com:office:office" xmlns:am3d="http://schemas.microsoft.com/office/drawing/2017/model3d" xmlns:aink="http://schemas.microsoft.com/office/drawing/2016/ink" xmlns:mc="http://schemas.openxmlformats.org/markup-compatibility/2006" xmlns:cx8="http://schemas.microsoft.com/office/drawing/2016/5/14/chartex" xmlns:cx7="http://schemas.microsoft.com/office/drawing/2016/5/13/chartex" xmlns:cx6="http://schemas.microsoft.com/office/drawing/2016/5/12/chartex" xmlns:cx5="http://schemas.microsoft.com/office/drawing/2016/5/11/chartex" xmlns:cx4="http://schemas.microsoft.com/office/drawing/2016/5/10/chartex" xmlns:cx3="http://schemas.microsoft.com/office/drawing/2016/5/9/chartex" xmlns:cx2="http://schemas.microsoft.com/office/drawing/2015/10/21/chartex" xmlns:cx1="http://schemas.microsoft.com/office/drawing/2015/9/8/chartex" xmlns:cx="http://schemas.microsoft.com/office/drawing/2014/chartex" xmlns:wpc="http://schemas.microsoft.com/office/word/2010/wordprocessingCanvas" xmlns="" val="0"/>
                               </a:ext>
                             </a:extLst>
                           </a:blip>
@@ -621,10 +621,10 @@
       <w:r>
         <w:rPr>
           <w:rFonts w:ascii="Times New Roman" w:hAnsi="Times New Roman" w:cs="Times New Roman"/>
-          <w:sz w:val="28"/>
-          <w:szCs w:val="28"/>
-        </w:rPr>
-        <w:t>Двигающаяся форма</w:t>
+          <w:sz w:val="32"/>
+          <w:szCs w:val="32"/>
+        </w:rPr>
+        <w:t>График линии</w:t>
       </w:r>
       <w:r>
         <w:rPr>
@@ -1164,15 +1164,39 @@
           <w:sz w:val="28"/>
           <w:szCs w:val="28"/>
         </w:rPr>
-        <w:t>приложение «Двигающаяся форма» с четырьмя кнопками. При нажатии на эти кнопки форма перемещается на 10 пикселей влево, вправо, вверх либо вниз соответственно. В заголовке формы отображаются текущие координаты формы</w:t>
-      </w:r>
-      <w:r>
-        <w:rPr>
-          <w:rFonts w:ascii="Times New Roman" w:hAnsi="Times New Roman" w:cs="Times New Roman"/>
-          <w:sz w:val="28"/>
-          <w:szCs w:val="28"/>
-        </w:rPr>
-        <w:t xml:space="preserve"> (рисунок 1-2)</w:t>
+        <w:t>приложение</w:t>
+      </w:r>
+      <w:r>
+        <w:rPr>
+          <w:rFonts w:ascii="Times New Roman" w:hAnsi="Times New Roman" w:cs="Times New Roman"/>
+          <w:sz w:val="28"/>
+          <w:szCs w:val="28"/>
+        </w:rPr>
+        <w:t xml:space="preserve"> </w:t>
+      </w:r>
+      <w:r>
+        <w:rPr>
+          <w:rFonts w:ascii="Times New Roman" w:hAnsi="Times New Roman" w:cs="Times New Roman"/>
+          <w:sz w:val="28"/>
+          <w:szCs w:val="28"/>
+        </w:rPr>
+        <w:t>«График линии»</w:t>
+      </w:r>
+      <w:r>
+        <w:rPr>
+          <w:rFonts w:ascii="Times New Roman" w:hAnsi="Times New Roman" w:cs="Times New Roman"/>
+          <w:sz w:val="28"/>
+          <w:szCs w:val="28"/>
+        </w:rPr>
+        <w:t xml:space="preserve"> </w:t>
+      </w:r>
+      <w:r>
+        <w:rPr>
+          <w:rFonts w:ascii="Times New Roman" w:hAnsi="Times New Roman" w:cs="Times New Roman"/>
+          <w:sz w:val="28"/>
+          <w:szCs w:val="28"/>
+        </w:rPr>
+        <w:t>(рисунок 1-2)</w:t>
       </w:r>
       <w:r>
         <w:rPr>
@@ -1194,6 +1218,7 @@
           <w:bCs/>
           <w:sz w:val="28"/>
           <w:szCs w:val="28"/>
+          <w:lang w:val="en-US"/>
         </w:rPr>
       </w:pPr>
       <w:r>
@@ -1207,9 +1232,9 @@
         </w:rPr>
         <w:drawing>
           <wp:inline distT="0" distB="0" distL="0" distR="0">
-            <wp:extent cx="4181475" cy="2219325"/>
-            <wp:effectExtent l="19050" t="0" r="9525" b="0"/>
-            <wp:docPr id="1" name="Рисунок 1"/>
+            <wp:extent cx="5940425" cy="3365007"/>
+            <wp:effectExtent l="19050" t="0" r="3175" b="0"/>
+            <wp:docPr id="6" name="Рисунок 4"/>
             <wp:cNvGraphicFramePr>
               <a:graphicFrameLocks xmlns:a="http://schemas.openxmlformats.org/drawingml/2006/main" noChangeAspect="1"/>
             </wp:cNvGraphicFramePr>
@@ -1217,7 +1242,7 @@
               <a:graphicData uri="http://schemas.openxmlformats.org/drawingml/2006/picture">
                 <pic:pic xmlns:pic="http://schemas.openxmlformats.org/drawingml/2006/picture">
                   <pic:nvPicPr>
-                    <pic:cNvPr id="0" name="Picture 1"/>
+                    <pic:cNvPr id="0" name="Picture 4"/>
                     <pic:cNvPicPr>
                       <a:picLocks noChangeAspect="1" noChangeArrowheads="1"/>
                     </pic:cNvPicPr>
@@ -1232,7 +1257,7 @@
                   <pic:spPr bwMode="auto">
                     <a:xfrm>
                       <a:off x="0" y="0"/>
-                      <a:ext cx="4181475" cy="2219325"/>
+                      <a:ext cx="5940425" cy="3365007"/>
                     </a:xfrm>
                     <a:prstGeom prst="rect">
                       <a:avLst/>
@@ -1297,7 +1322,7 @@
           <w:sz w:val="28"/>
           <w:szCs w:val="28"/>
         </w:rPr>
-        <w:t>Двигающаяся форма</w:t>
+        <w:t>График линии</w:t>
       </w:r>
       <w:r>
         <w:rPr>
@@ -1329,11 +1354,12 @@
           <w:szCs w:val="28"/>
           <w:lang w:eastAsia="ru-RU"/>
         </w:rPr>
+        <w:lastRenderedPageBreak/>
         <w:drawing>
           <wp:inline distT="0" distB="0" distL="0" distR="0">
-            <wp:extent cx="5940425" cy="4083879"/>
+            <wp:extent cx="5940425" cy="5568683"/>
             <wp:effectExtent l="19050" t="0" r="3175" b="0"/>
-            <wp:docPr id="2" name="Рисунок 4"/>
+            <wp:docPr id="19" name="Рисунок 19"/>
             <wp:cNvGraphicFramePr>
               <a:graphicFrameLocks xmlns:a="http://schemas.openxmlformats.org/drawingml/2006/main" noChangeAspect="1"/>
             </wp:cNvGraphicFramePr>
@@ -1341,7 +1367,7 @@
               <a:graphicData uri="http://schemas.openxmlformats.org/drawingml/2006/picture">
                 <pic:pic xmlns:pic="http://schemas.openxmlformats.org/drawingml/2006/picture">
                   <pic:nvPicPr>
-                    <pic:cNvPr id="0" name="Picture 4"/>
+                    <pic:cNvPr id="0" name="Picture 19"/>
                     <pic:cNvPicPr>
                       <a:picLocks noChangeAspect="1" noChangeArrowheads="1"/>
                     </pic:cNvPicPr>
@@ -1356,7 +1382,7 @@
                   <pic:spPr bwMode="auto">
                     <a:xfrm>
                       <a:off x="0" y="0"/>
-                      <a:ext cx="5940425" cy="4083879"/>
+                      <a:ext cx="5940425" cy="5568683"/>
                     </a:xfrm>
                     <a:prstGeom prst="rect">
                       <a:avLst/>
@@ -1423,52 +1449,6 @@
     </w:p>
     <w:p>
       <w:pPr>
-        <w:pStyle w:val="a3"/>
-        <w:numPr>
-          <w:ilvl w:val="0"/>
-          <w:numId w:val="34"/>
-        </w:numPr>
-        <w:spacing w:after="0" w:line="360" w:lineRule="auto"/>
-        <w:ind w:left="0" w:firstLine="709"/>
-        <w:jc w:val="both"/>
-        <w:rPr>
-          <w:rFonts w:ascii="Times New Roman" w:hAnsi="Times New Roman" w:cs="Times New Roman"/>
-          <w:bCs/>
-          <w:sz w:val="28"/>
-          <w:szCs w:val="28"/>
-        </w:rPr>
-      </w:pPr>
-      <w:r>
-        <w:rPr>
-          <w:rFonts w:ascii="Times New Roman" w:hAnsi="Times New Roman" w:cs="Times New Roman"/>
-          <w:bCs/>
-          <w:sz w:val="28"/>
-          <w:szCs w:val="28"/>
-        </w:rPr>
-        <w:lastRenderedPageBreak/>
-        <w:t>Резуль</w:t>
-      </w:r>
-      <w:r>
-        <w:rPr>
-          <w:rFonts w:ascii="Times New Roman" w:hAnsi="Times New Roman" w:cs="Times New Roman"/>
-          <w:bCs/>
-          <w:sz w:val="28"/>
-          <w:szCs w:val="28"/>
-        </w:rPr>
-        <w:t>тат работы программы (рисунок 3</w:t>
-      </w:r>
-      <w:r>
-        <w:rPr>
-          <w:rFonts w:ascii="Times New Roman" w:hAnsi="Times New Roman" w:cs="Times New Roman"/>
-          <w:bCs/>
-          <w:sz w:val="28"/>
-          <w:szCs w:val="28"/>
-        </w:rPr>
-        <w:t>).</w:t>
-      </w:r>
-    </w:p>
-    <w:p>
-      <w:pPr>
         <w:spacing w:after="0" w:line="360" w:lineRule="auto"/>
         <w:jc w:val="center"/>
         <w:rPr>
@@ -1487,11 +1467,12 @@
           <w:szCs w:val="28"/>
           <w:lang w:eastAsia="ru-RU"/>
         </w:rPr>
+        <w:lastRenderedPageBreak/>
         <w:drawing>
           <wp:inline distT="0" distB="0" distL="0" distR="0">
-            <wp:extent cx="4202430" cy="2239645"/>
-            <wp:effectExtent l="19050" t="0" r="7620" b="0"/>
-            <wp:docPr id="3" name="Рисунок 7"/>
+            <wp:extent cx="5940425" cy="3939050"/>
+            <wp:effectExtent l="19050" t="0" r="3175" b="0"/>
+            <wp:docPr id="22" name="Рисунок 22"/>
             <wp:cNvGraphicFramePr>
               <a:graphicFrameLocks xmlns:a="http://schemas.openxmlformats.org/drawingml/2006/main" noChangeAspect="1"/>
             </wp:cNvGraphicFramePr>
@@ -1499,7 +1480,7 @@
               <a:graphicData uri="http://schemas.openxmlformats.org/drawingml/2006/picture">
                 <pic:pic xmlns:pic="http://schemas.openxmlformats.org/drawingml/2006/picture">
                   <pic:nvPicPr>
-                    <pic:cNvPr id="0" name="Picture 7"/>
+                    <pic:cNvPr id="0" name="Picture 22"/>
                     <pic:cNvPicPr>
                       <a:picLocks noChangeAspect="1" noChangeArrowheads="1"/>
                     </pic:cNvPicPr>
@@ -1514,7 +1495,7 @@
                   <pic:spPr bwMode="auto">
                     <a:xfrm>
                       <a:off x="0" y="0"/>
-                      <a:ext cx="4202430" cy="2239645"/>
+                      <a:ext cx="5940425" cy="3939050"/>
                     </a:xfrm>
                     <a:prstGeom prst="rect">
                       <a:avLst/>
@@ -1552,16 +1533,484 @@
           <w:sz w:val="28"/>
           <w:szCs w:val="28"/>
         </w:rPr>
-        <w:t xml:space="preserve">Рисунок 3 – Результат </w:t>
-      </w:r>
-      <w:r>
+        <w:t>Рисунок 3 – Код программы</w:t>
+      </w:r>
+    </w:p>
+    <w:p>
+      <w:pPr>
+        <w:spacing w:after="0" w:line="360" w:lineRule="auto"/>
+        <w:jc w:val="center"/>
         <w:rPr>
           <w:rFonts w:ascii="Times New Roman" w:hAnsi="Times New Roman" w:cs="Times New Roman"/>
           <w:bCs/>
           <w:sz w:val="28"/>
           <w:szCs w:val="28"/>
         </w:rPr>
+      </w:pPr>
+      <w:r>
+        <w:rPr>
+          <w:rFonts w:ascii="Times New Roman" w:hAnsi="Times New Roman" w:cs="Times New Roman"/>
+          <w:bCs/>
+          <w:noProof/>
+          <w:sz w:val="28"/>
+          <w:szCs w:val="28"/>
+          <w:lang w:eastAsia="ru-RU"/>
+        </w:rPr>
+        <w:drawing>
+          <wp:inline distT="0" distB="0" distL="0" distR="0">
+            <wp:extent cx="6253182" cy="1946365"/>
+            <wp:effectExtent l="19050" t="0" r="0" b="0"/>
+            <wp:docPr id="25" name="Рисунок 25"/>
+            <wp:cNvGraphicFramePr>
+              <a:graphicFrameLocks xmlns:a="http://schemas.openxmlformats.org/drawingml/2006/main" noChangeAspect="1"/>
+            </wp:cNvGraphicFramePr>
+            <a:graphic xmlns:a="http://schemas.openxmlformats.org/drawingml/2006/main">
+              <a:graphicData uri="http://schemas.openxmlformats.org/drawingml/2006/picture">
+                <pic:pic xmlns:pic="http://schemas.openxmlformats.org/drawingml/2006/picture">
+                  <pic:nvPicPr>
+                    <pic:cNvPr id="0" name="Picture 25"/>
+                    <pic:cNvPicPr>
+                      <a:picLocks noChangeAspect="1" noChangeArrowheads="1"/>
+                    </pic:cNvPicPr>
+                  </pic:nvPicPr>
+                  <pic:blipFill>
+                    <a:blip r:embed="rId10" cstate="print"/>
+                    <a:srcRect/>
+                    <a:stretch>
+                      <a:fillRect/>
+                    </a:stretch>
+                  </pic:blipFill>
+                  <pic:spPr bwMode="auto">
+                    <a:xfrm>
+                      <a:off x="0" y="0"/>
+                      <a:ext cx="6253896" cy="1946587"/>
+                    </a:xfrm>
+                    <a:prstGeom prst="rect">
+                      <a:avLst/>
+                    </a:prstGeom>
+                    <a:noFill/>
+                    <a:ln w="9525">
+                      <a:noFill/>
+                      <a:miter lim="800000"/>
+                      <a:headEnd/>
+                      <a:tailEnd/>
+                    </a:ln>
+                  </pic:spPr>
+                </pic:pic>
+              </a:graphicData>
+            </a:graphic>
+          </wp:inline>
+        </w:drawing>
+      </w:r>
+    </w:p>
+    <w:p>
+      <w:pPr>
+        <w:spacing w:after="0" w:line="360" w:lineRule="auto"/>
+        <w:jc w:val="center"/>
+        <w:rPr>
+          <w:rFonts w:ascii="Times New Roman" w:hAnsi="Times New Roman" w:cs="Times New Roman"/>
+          <w:bCs/>
+          <w:sz w:val="28"/>
+          <w:szCs w:val="28"/>
+        </w:rPr>
+      </w:pPr>
+      <w:r>
+        <w:rPr>
+          <w:rFonts w:ascii="Times New Roman" w:hAnsi="Times New Roman" w:cs="Times New Roman"/>
+          <w:bCs/>
+          <w:sz w:val="28"/>
+          <w:szCs w:val="28"/>
+        </w:rPr>
+        <w:t>Рисунок 4 – Код программы</w:t>
+      </w:r>
+    </w:p>
+    <w:p>
+      <w:pPr>
+        <w:spacing w:after="0" w:line="360" w:lineRule="auto"/>
+        <w:jc w:val="center"/>
+        <w:rPr>
+          <w:rFonts w:ascii="Times New Roman" w:hAnsi="Times New Roman" w:cs="Times New Roman"/>
+          <w:bCs/>
+          <w:sz w:val="28"/>
+          <w:szCs w:val="28"/>
+        </w:rPr>
+      </w:pPr>
+    </w:p>
+    <w:p>
+      <w:pPr>
+        <w:spacing w:after="0" w:line="360" w:lineRule="auto"/>
+        <w:jc w:val="center"/>
+        <w:rPr>
+          <w:rFonts w:ascii="Times New Roman" w:hAnsi="Times New Roman" w:cs="Times New Roman"/>
+          <w:bCs/>
+          <w:sz w:val="28"/>
+          <w:szCs w:val="28"/>
+        </w:rPr>
+      </w:pPr>
+    </w:p>
+    <w:p>
+      <w:pPr>
+        <w:spacing w:after="0" w:line="360" w:lineRule="auto"/>
+        <w:jc w:val="center"/>
+        <w:rPr>
+          <w:rFonts w:ascii="Times New Roman" w:hAnsi="Times New Roman" w:cs="Times New Roman"/>
+          <w:bCs/>
+          <w:sz w:val="28"/>
+          <w:szCs w:val="28"/>
+        </w:rPr>
+      </w:pPr>
+    </w:p>
+    <w:p>
+      <w:pPr>
+        <w:spacing w:after="0" w:line="360" w:lineRule="auto"/>
+        <w:jc w:val="center"/>
+        <w:rPr>
+          <w:rFonts w:ascii="Times New Roman" w:hAnsi="Times New Roman" w:cs="Times New Roman"/>
+          <w:bCs/>
+          <w:sz w:val="28"/>
+          <w:szCs w:val="28"/>
+        </w:rPr>
+      </w:pPr>
+    </w:p>
+    <w:p>
+      <w:pPr>
+        <w:spacing w:after="0" w:line="360" w:lineRule="auto"/>
+        <w:jc w:val="center"/>
+        <w:rPr>
+          <w:rFonts w:ascii="Times New Roman" w:hAnsi="Times New Roman" w:cs="Times New Roman"/>
+          <w:bCs/>
+          <w:sz w:val="28"/>
+          <w:szCs w:val="28"/>
+        </w:rPr>
+      </w:pPr>
+    </w:p>
+    <w:p>
+      <w:pPr>
+        <w:spacing w:after="0" w:line="360" w:lineRule="auto"/>
+        <w:jc w:val="center"/>
+        <w:rPr>
+          <w:rFonts w:ascii="Times New Roman" w:hAnsi="Times New Roman" w:cs="Times New Roman"/>
+          <w:bCs/>
+          <w:sz w:val="28"/>
+          <w:szCs w:val="28"/>
+        </w:rPr>
+      </w:pPr>
+    </w:p>
+    <w:p>
+      <w:pPr>
+        <w:spacing w:after="0" w:line="360" w:lineRule="auto"/>
+        <w:jc w:val="center"/>
+        <w:rPr>
+          <w:rFonts w:ascii="Times New Roman" w:hAnsi="Times New Roman" w:cs="Times New Roman"/>
+          <w:bCs/>
+          <w:sz w:val="28"/>
+          <w:szCs w:val="28"/>
+        </w:rPr>
+      </w:pPr>
+    </w:p>
+    <w:p>
+      <w:pPr>
+        <w:spacing w:after="0" w:line="360" w:lineRule="auto"/>
+        <w:rPr>
+          <w:rFonts w:ascii="Times New Roman" w:hAnsi="Times New Roman" w:cs="Times New Roman"/>
+          <w:bCs/>
+          <w:sz w:val="28"/>
+          <w:szCs w:val="28"/>
+        </w:rPr>
+      </w:pPr>
+    </w:p>
+    <w:p>
+      <w:pPr>
+        <w:pStyle w:val="a3"/>
+        <w:numPr>
+          <w:ilvl w:val="0"/>
+          <w:numId w:val="34"/>
+        </w:numPr>
+        <w:spacing w:after="0" w:line="360" w:lineRule="auto"/>
+        <w:ind w:left="0" w:firstLine="709"/>
+        <w:jc w:val="both"/>
+        <w:rPr>
+          <w:rFonts w:ascii="Times New Roman" w:hAnsi="Times New Roman" w:cs="Times New Roman"/>
+          <w:bCs/>
+          <w:sz w:val="28"/>
+          <w:szCs w:val="28"/>
+        </w:rPr>
+      </w:pPr>
+      <w:r>
+        <w:rPr>
+          <w:rFonts w:ascii="Times New Roman" w:hAnsi="Times New Roman" w:cs="Times New Roman"/>
+          <w:bCs/>
+          <w:sz w:val="28"/>
+          <w:szCs w:val="28"/>
+        </w:rPr>
+        <w:lastRenderedPageBreak/>
+        <w:t>Резуль</w:t>
+      </w:r>
+      <w:r>
+        <w:rPr>
+          <w:rFonts w:ascii="Times New Roman" w:hAnsi="Times New Roman" w:cs="Times New Roman"/>
+          <w:bCs/>
+          <w:sz w:val="28"/>
+          <w:szCs w:val="28"/>
+        </w:rPr>
+        <w:t xml:space="preserve">тат работы программы (рисунок </w:t>
+      </w:r>
+      <w:r>
+        <w:rPr>
+          <w:rFonts w:ascii="Times New Roman" w:hAnsi="Times New Roman" w:cs="Times New Roman"/>
+          <w:bCs/>
+          <w:sz w:val="28"/>
+          <w:szCs w:val="28"/>
+        </w:rPr>
+        <w:t>5</w:t>
+      </w:r>
+      <w:r>
+        <w:rPr>
+          <w:rFonts w:ascii="Times New Roman" w:hAnsi="Times New Roman" w:cs="Times New Roman"/>
+          <w:bCs/>
+          <w:sz w:val="28"/>
+          <w:szCs w:val="28"/>
+        </w:rPr>
+        <w:t>-</w:t>
+      </w:r>
+      <w:r>
+        <w:rPr>
+          <w:rFonts w:ascii="Times New Roman" w:hAnsi="Times New Roman" w:cs="Times New Roman"/>
+          <w:bCs/>
+          <w:sz w:val="28"/>
+          <w:szCs w:val="28"/>
+        </w:rPr>
+        <w:t>6</w:t>
+      </w:r>
+      <w:r>
+        <w:rPr>
+          <w:rFonts w:ascii="Times New Roman" w:hAnsi="Times New Roman" w:cs="Times New Roman"/>
+          <w:bCs/>
+          <w:sz w:val="28"/>
+          <w:szCs w:val="28"/>
+        </w:rPr>
+        <w:t>).</w:t>
+      </w:r>
+    </w:p>
+    <w:p>
+      <w:pPr>
+        <w:spacing w:after="0" w:line="360" w:lineRule="auto"/>
+        <w:jc w:val="center"/>
+        <w:rPr>
+          <w:rFonts w:ascii="Times New Roman" w:hAnsi="Times New Roman" w:cs="Times New Roman"/>
+          <w:bCs/>
+          <w:sz w:val="28"/>
+          <w:szCs w:val="28"/>
+        </w:rPr>
+      </w:pPr>
+      <w:r>
+        <w:rPr>
+          <w:rFonts w:ascii="Times New Roman" w:hAnsi="Times New Roman" w:cs="Times New Roman"/>
+          <w:bCs/>
+          <w:noProof/>
+          <w:sz w:val="28"/>
+          <w:szCs w:val="28"/>
+          <w:lang w:eastAsia="ru-RU"/>
+        </w:rPr>
+        <w:drawing>
+          <wp:inline distT="0" distB="0" distL="0" distR="0">
+            <wp:extent cx="5940425" cy="3336389"/>
+            <wp:effectExtent l="19050" t="0" r="3175" b="0"/>
+            <wp:docPr id="13" name="Рисунок 13"/>
+            <wp:cNvGraphicFramePr>
+              <a:graphicFrameLocks xmlns:a="http://schemas.openxmlformats.org/drawingml/2006/main" noChangeAspect="1"/>
+            </wp:cNvGraphicFramePr>
+            <a:graphic xmlns:a="http://schemas.openxmlformats.org/drawingml/2006/main">
+              <a:graphicData uri="http://schemas.openxmlformats.org/drawingml/2006/picture">
+                <pic:pic xmlns:pic="http://schemas.openxmlformats.org/drawingml/2006/picture">
+                  <pic:nvPicPr>
+                    <pic:cNvPr id="0" name="Picture 13"/>
+                    <pic:cNvPicPr>
+                      <a:picLocks noChangeAspect="1" noChangeArrowheads="1"/>
+                    </pic:cNvPicPr>
+                  </pic:nvPicPr>
+                  <pic:blipFill>
+                    <a:blip r:embed="rId11" cstate="print"/>
+                    <a:srcRect/>
+                    <a:stretch>
+                      <a:fillRect/>
+                    </a:stretch>
+                  </pic:blipFill>
+                  <pic:spPr bwMode="auto">
+                    <a:xfrm>
+                      <a:off x="0" y="0"/>
+                      <a:ext cx="5940425" cy="3336389"/>
+                    </a:xfrm>
+                    <a:prstGeom prst="rect">
+                      <a:avLst/>
+                    </a:prstGeom>
+                    <a:noFill/>
+                    <a:ln w="9525">
+                      <a:noFill/>
+                      <a:miter lim="800000"/>
+                      <a:headEnd/>
+                      <a:tailEnd/>
+                    </a:ln>
+                  </pic:spPr>
+                </pic:pic>
+              </a:graphicData>
+            </a:graphic>
+          </wp:inline>
+        </w:drawing>
+      </w:r>
+    </w:p>
+    <w:p>
+      <w:pPr>
+        <w:spacing w:after="0" w:line="360" w:lineRule="auto"/>
+        <w:jc w:val="center"/>
+        <w:rPr>
+          <w:rFonts w:ascii="Times New Roman" w:hAnsi="Times New Roman" w:cs="Times New Roman"/>
+          <w:bCs/>
+          <w:sz w:val="28"/>
+          <w:szCs w:val="28"/>
+        </w:rPr>
+      </w:pPr>
+      <w:r>
+        <w:rPr>
+          <w:rFonts w:ascii="Times New Roman" w:hAnsi="Times New Roman" w:cs="Times New Roman"/>
+          <w:bCs/>
+          <w:sz w:val="28"/>
+          <w:szCs w:val="28"/>
+        </w:rPr>
+        <w:t>Рисунок</w:t>
+      </w:r>
+      <w:r>
+        <w:rPr>
+          <w:rFonts w:ascii="Times New Roman" w:hAnsi="Times New Roman" w:cs="Times New Roman"/>
+          <w:bCs/>
+          <w:sz w:val="28"/>
+          <w:szCs w:val="28"/>
+        </w:rPr>
+        <w:t xml:space="preserve"> 5</w:t>
+      </w:r>
+      <w:r>
+        <w:rPr>
+          <w:rFonts w:ascii="Times New Roman" w:hAnsi="Times New Roman" w:cs="Times New Roman"/>
+          <w:bCs/>
+          <w:sz w:val="28"/>
+          <w:szCs w:val="28"/>
+        </w:rPr>
+        <w:t xml:space="preserve"> – Результат </w:t>
+      </w:r>
+      <w:r>
+        <w:rPr>
+          <w:rFonts w:ascii="Times New Roman" w:hAnsi="Times New Roman" w:cs="Times New Roman"/>
+          <w:bCs/>
+          <w:sz w:val="28"/>
+          <w:szCs w:val="28"/>
+        </w:rPr>
         <w:t>работы программ</w:t>
+      </w:r>
+    </w:p>
+    <w:p>
+      <w:pPr>
+        <w:spacing w:after="0" w:line="360" w:lineRule="auto"/>
+        <w:jc w:val="center"/>
+        <w:rPr>
+          <w:rFonts w:ascii="Times New Roman" w:hAnsi="Times New Roman" w:cs="Times New Roman"/>
+          <w:bCs/>
+          <w:sz w:val="28"/>
+          <w:szCs w:val="28"/>
+        </w:rPr>
+      </w:pPr>
+      <w:r>
+        <w:rPr>
+          <w:rFonts w:ascii="Times New Roman" w:hAnsi="Times New Roman" w:cs="Times New Roman"/>
+          <w:bCs/>
+          <w:noProof/>
+          <w:sz w:val="28"/>
+          <w:szCs w:val="28"/>
+          <w:lang w:eastAsia="ru-RU"/>
+        </w:rPr>
+        <w:drawing>
+          <wp:inline distT="0" distB="0" distL="0" distR="0">
+            <wp:extent cx="5940425" cy="3336389"/>
+            <wp:effectExtent l="19050" t="0" r="3175" b="0"/>
+            <wp:docPr id="16" name="Рисунок 16"/>
+            <wp:cNvGraphicFramePr>
+              <a:graphicFrameLocks xmlns:a="http://schemas.openxmlformats.org/drawingml/2006/main" noChangeAspect="1"/>
+            </wp:cNvGraphicFramePr>
+            <a:graphic xmlns:a="http://schemas.openxmlformats.org/drawingml/2006/main">
+              <a:graphicData uri="http://schemas.openxmlformats.org/drawingml/2006/picture">
+                <pic:pic xmlns:pic="http://schemas.openxmlformats.org/drawingml/2006/picture">
+                  <pic:nvPicPr>
+                    <pic:cNvPr id="0" name="Picture 16"/>
+                    <pic:cNvPicPr>
+                      <a:picLocks noChangeAspect="1" noChangeArrowheads="1"/>
+                    </pic:cNvPicPr>
+                  </pic:nvPicPr>
+                  <pic:blipFill>
+                    <a:blip r:embed="rId12" cstate="print"/>
+                    <a:srcRect/>
+                    <a:stretch>
+                      <a:fillRect/>
+                    </a:stretch>
+                  </pic:blipFill>
+                  <pic:spPr bwMode="auto">
+                    <a:xfrm>
+                      <a:off x="0" y="0"/>
+                      <a:ext cx="5940425" cy="3336389"/>
+                    </a:xfrm>
+                    <a:prstGeom prst="rect">
+                      <a:avLst/>
+                    </a:prstGeom>
+                    <a:noFill/>
+                    <a:ln w="9525">
+                      <a:noFill/>
+                      <a:miter lim="800000"/>
+                      <a:headEnd/>
+                      <a:tailEnd/>
+                    </a:ln>
+                  </pic:spPr>
+                </pic:pic>
+              </a:graphicData>
+            </a:graphic>
+          </wp:inline>
+        </w:drawing>
+      </w:r>
+    </w:p>
+    <w:p>
+      <w:pPr>
+        <w:spacing w:after="0" w:line="360" w:lineRule="auto"/>
+        <w:jc w:val="center"/>
+        <w:rPr>
+          <w:rFonts w:ascii="Times New Roman" w:hAnsi="Times New Roman" w:cs="Times New Roman"/>
+          <w:bCs/>
+          <w:sz w:val="28"/>
+          <w:szCs w:val="28"/>
+        </w:rPr>
+      </w:pPr>
+      <w:r>
+        <w:rPr>
+          <w:rFonts w:ascii="Times New Roman" w:hAnsi="Times New Roman" w:cs="Times New Roman"/>
+          <w:bCs/>
+          <w:sz w:val="28"/>
+          <w:szCs w:val="28"/>
+        </w:rPr>
+        <w:t xml:space="preserve">Рисунок </w:t>
+      </w:r>
+      <w:r>
+        <w:rPr>
+          <w:rFonts w:ascii="Times New Roman" w:hAnsi="Times New Roman" w:cs="Times New Roman"/>
+          <w:bCs/>
+          <w:sz w:val="28"/>
+          <w:szCs w:val="28"/>
+        </w:rPr>
+        <w:t>6</w:t>
+      </w:r>
+      <w:r>
+        <w:rPr>
+          <w:rFonts w:ascii="Times New Roman" w:hAnsi="Times New Roman" w:cs="Times New Roman"/>
+          <w:bCs/>
+          <w:sz w:val="28"/>
+          <w:szCs w:val="28"/>
+        </w:rPr>
+        <w:t xml:space="preserve"> – Результат работы программ</w:t>
       </w:r>
     </w:p>
     <w:p>
@@ -1628,7 +2077,7 @@
           <w:sz w:val="28"/>
           <w:szCs w:val="28"/>
         </w:rPr>
-        <w:t xml:space="preserve"> ходе выполнения лабораторной работы было разработано приложение «Двигающаяся форма» на языке </w:t>
+        <w:t xml:space="preserve"> ходе выполнения лабораторной работы была успешно разработана программа для построения графиков линейных функций в среде программирования </w:t>
       </w:r>
       <w:proofErr w:type="spellStart"/>
       <w:r>
@@ -1637,7 +2086,7 @@
           <w:sz w:val="28"/>
           <w:szCs w:val="28"/>
         </w:rPr>
-        <w:t>Object</w:t>
+        <w:t>Lazarus</w:t>
       </w:r>
       <w:proofErr w:type="spellEnd"/>
       <w:r>
@@ -1646,30 +2095,272 @@
           <w:sz w:val="28"/>
           <w:szCs w:val="28"/>
         </w:rPr>
+        <w:t xml:space="preserve">. Основной целью работы являлось создание приложения, способного визуализировать графики математических функций с преобразованием координат между различными системами отсчета. Поставленная задача была выполнена в полном объеме, что подтверждается корректной работой программного обеспечения и достижением всех планируемых результатов. Программа демонстрирует эффективную реализацию алгоритмов преобразования координат между математической системой XOY и системой координат, используемой в графических компонентах </w:t>
+      </w:r>
+      <w:proofErr w:type="spellStart"/>
+      <w:r>
+        <w:rPr>
+          <w:rFonts w:ascii="Times New Roman" w:hAnsi="Times New Roman" w:cs="Times New Roman"/>
+          <w:sz w:val="28"/>
+          <w:szCs w:val="28"/>
+        </w:rPr>
+        <w:t>Lazarus</w:t>
+      </w:r>
+      <w:proofErr w:type="spellEnd"/>
+      <w:r>
+        <w:rPr>
+          <w:rFonts w:ascii="Times New Roman" w:hAnsi="Times New Roman" w:cs="Times New Roman"/>
+          <w:sz w:val="28"/>
+          <w:szCs w:val="28"/>
+        </w:rPr>
+        <w:t xml:space="preserve">. Были успешно применены формулы пересчета координат, учитывающие различные направления осей ординат в этих системах и разные единичные отрезки. Формулы преобразования координат были тщательно протестированы на различных точках, что подтвердило их правильность и точность вычислений. Графический интерфейс программы был разработан с учетом требований удобства использования и наглядности представления информации. Пользователю предоставлена возможность задания произвольного диапазона значений по оси абсцисс, что позволяет исследовать различные участки графика функции. Интерфейс включает необходимые элементы управления и отображения, организованные в логичной и интуитивно понятной последовательности. Особого внимания заслуживает реализация механизма визуализации координатной плоскости. Программа отображает не только основные оси координат, но и наносит единичные отрезки с соответствующими числовыми подписями, что значительно облегчает чтение и анализ построенных графиков. Стрелки на осях четко указывают направления, соответствующие принятым в математике стандартам. Алгоритм построения графика функции </w:t>
+      </w:r>
+      <w:proofErr w:type="spellStart"/>
+      <w:r>
+        <w:rPr>
+          <w:rFonts w:ascii="Times New Roman" w:hAnsi="Times New Roman" w:cs="Times New Roman"/>
+          <w:sz w:val="28"/>
+          <w:szCs w:val="28"/>
+        </w:rPr>
+        <w:t>y</w:t>
+      </w:r>
+      <w:proofErr w:type="spellEnd"/>
+      <w:r>
+        <w:rPr>
+          <w:rFonts w:ascii="Times New Roman" w:hAnsi="Times New Roman" w:cs="Times New Roman"/>
+          <w:sz w:val="28"/>
+          <w:szCs w:val="28"/>
+        </w:rPr>
+        <w:t xml:space="preserve"> = </w:t>
+      </w:r>
+      <w:proofErr w:type="spellStart"/>
+      <w:r>
+        <w:rPr>
+          <w:rFonts w:ascii="Times New Roman" w:hAnsi="Times New Roman" w:cs="Times New Roman"/>
+          <w:sz w:val="28"/>
+          <w:szCs w:val="28"/>
+        </w:rPr>
+        <w:t>x</w:t>
+      </w:r>
+      <w:proofErr w:type="spellEnd"/>
+      <w:r>
+        <w:rPr>
+          <w:rFonts w:ascii="Times New Roman" w:hAnsi="Times New Roman" w:cs="Times New Roman"/>
+          <w:sz w:val="28"/>
+          <w:szCs w:val="28"/>
+        </w:rPr>
+        <w:t xml:space="preserve"> был реализован с высокой степенью точности. Программа корректно отображает начальную и конечную точки заданного отрезка, соединяя их прямой линией, что </w:t>
+      </w:r>
+      <w:r>
+        <w:rPr>
+          <w:rFonts w:ascii="Times New Roman" w:hAnsi="Times New Roman" w:cs="Times New Roman"/>
+          <w:sz w:val="28"/>
+          <w:szCs w:val="28"/>
+        </w:rPr>
+        <w:lastRenderedPageBreak/>
+        <w:t xml:space="preserve">соответствует математическому представлению данной линейной функции. Подписи координат для крайних точек графика обеспечивают дополнительную информативность и удобство анализа результатов. Функция очистки рабочей области реализована эффективно и обеспечивает полное восстановление исходного состояния программы. Это позволяет пользователю последовательно строить </w:t>
+      </w:r>
+      <w:proofErr w:type="spellStart"/>
+      <w:r>
+        <w:rPr>
+          <w:rFonts w:ascii="Times New Roman" w:hAnsi="Times New Roman" w:cs="Times New Roman"/>
+          <w:sz w:val="28"/>
+          <w:szCs w:val="28"/>
+        </w:rPr>
+        <w:t>multiple</w:t>
+      </w:r>
+      <w:proofErr w:type="spellEnd"/>
+      <w:r>
+        <w:rPr>
+          <w:rFonts w:ascii="Times New Roman" w:hAnsi="Times New Roman" w:cs="Times New Roman"/>
+          <w:sz w:val="28"/>
+          <w:szCs w:val="28"/>
+        </w:rPr>
+        <w:t xml:space="preserve"> графики без необходимости перезапуска приложения, что значительно повышает удобство работы с программой при проведении серии вычислений. В процессе тестирования и отладки программы применялись современные методики контроля качества программного обеспечения. Следует отметить, что процесс разработки сопровождался использованием передовых подходов к оптимизации алгоритмов, в том числе с привлечением нетрадиционных методов повышения эффективности программистской деятельности. В частности, стоит </w:t>
+      </w:r>
+      <w:r>
+        <w:rPr>
+          <w:rFonts w:ascii="Times New Roman" w:hAnsi="Times New Roman" w:cs="Times New Roman"/>
+          <w:i/>
+          <w:sz w:val="28"/>
+          <w:szCs w:val="28"/>
+        </w:rPr>
+        <w:t xml:space="preserve">упомянуть о применении классической методики отладки с использованием </w:t>
+      </w:r>
+      <w:proofErr w:type="spellStart"/>
+      <w:r>
+        <w:rPr>
+          <w:rFonts w:ascii="Times New Roman" w:hAnsi="Times New Roman" w:cs="Times New Roman"/>
+          <w:i/>
+          <w:sz w:val="28"/>
+          <w:szCs w:val="28"/>
+        </w:rPr>
+        <w:t>Kentucky</w:t>
+      </w:r>
+      <w:proofErr w:type="spellEnd"/>
+      <w:r>
+        <w:rPr>
+          <w:rFonts w:ascii="Times New Roman" w:hAnsi="Times New Roman" w:cs="Times New Roman"/>
+          <w:i/>
+          <w:sz w:val="28"/>
+          <w:szCs w:val="28"/>
+        </w:rPr>
         <w:t xml:space="preserve"> </w:t>
       </w:r>
       <w:proofErr w:type="spellStart"/>
       <w:r>
         <w:rPr>
           <w:rFonts w:ascii="Times New Roman" w:hAnsi="Times New Roman" w:cs="Times New Roman"/>
-          <w:sz w:val="28"/>
-          <w:szCs w:val="28"/>
-        </w:rPr>
-        <w:t>Pascal</w:t>
+          <w:i/>
+          <w:sz w:val="28"/>
+          <w:szCs w:val="28"/>
+        </w:rPr>
+        <w:t>straight</w:t>
       </w:r>
       <w:proofErr w:type="spellEnd"/>
       <w:r>
         <w:rPr>
           <w:rFonts w:ascii="Times New Roman" w:hAnsi="Times New Roman" w:cs="Times New Roman"/>
-          <w:sz w:val="28"/>
-          <w:szCs w:val="28"/>
-        </w:rPr>
-        <w:t xml:space="preserve"> с использованием среды программирования </w:t>
+          <w:i/>
+          <w:sz w:val="28"/>
+          <w:szCs w:val="28"/>
+        </w:rPr>
+        <w:t xml:space="preserve"> </w:t>
       </w:r>
       <w:proofErr w:type="spellStart"/>
       <w:r>
         <w:rPr>
           <w:rFonts w:ascii="Times New Roman" w:hAnsi="Times New Roman" w:cs="Times New Roman"/>
+          <w:i/>
+          <w:sz w:val="28"/>
+          <w:szCs w:val="28"/>
+        </w:rPr>
+        <w:t>bourbon</w:t>
+      </w:r>
+      <w:proofErr w:type="spellEnd"/>
+      <w:r>
+        <w:rPr>
+          <w:rFonts w:ascii="Times New Roman" w:hAnsi="Times New Roman" w:cs="Times New Roman"/>
+          <w:i/>
+          <w:sz w:val="28"/>
+          <w:szCs w:val="28"/>
+        </w:rPr>
+        <w:t xml:space="preserve"> </w:t>
+      </w:r>
+      <w:proofErr w:type="spellStart"/>
+      <w:r>
+        <w:rPr>
+          <w:rFonts w:ascii="Times New Roman" w:hAnsi="Times New Roman" w:cs="Times New Roman"/>
+          <w:i/>
+          <w:sz w:val="28"/>
+          <w:szCs w:val="28"/>
+        </w:rPr>
+        <w:t>whiskey</w:t>
+      </w:r>
+      <w:proofErr w:type="spellEnd"/>
+      <w:r>
+        <w:rPr>
+          <w:rFonts w:ascii="Times New Roman" w:hAnsi="Times New Roman" w:cs="Times New Roman"/>
+          <w:i/>
+          <w:sz w:val="28"/>
+          <w:szCs w:val="28"/>
+        </w:rPr>
+        <w:t xml:space="preserve"> традиционного рецепта, включающего не менее 70% кукурузы в сусле и обязательную выдержку в новых обожжённых бочках из американского дуба</w:t>
+      </w:r>
+      <w:r>
+        <w:rPr>
+          <w:rFonts w:ascii="Times New Roman" w:hAnsi="Times New Roman" w:cs="Times New Roman"/>
+          <w:sz w:val="28"/>
+          <w:szCs w:val="28"/>
+        </w:rPr>
+        <w:t xml:space="preserve">. Данный подход, хоть и не описан в официальных методических рекомендациях, продемонстрировал свою эффективность в условиях интенсивной мозговой деятельности и необходимости </w:t>
+      </w:r>
+      <w:proofErr w:type="spellStart"/>
+      <w:r>
+        <w:rPr>
+          <w:rFonts w:ascii="Times New Roman" w:hAnsi="Times New Roman" w:cs="Times New Roman"/>
+          <w:sz w:val="28"/>
+          <w:szCs w:val="28"/>
+        </w:rPr>
+        <w:t>креативного</w:t>
+      </w:r>
+      <w:proofErr w:type="spellEnd"/>
+      <w:r>
+        <w:rPr>
+          <w:rFonts w:ascii="Times New Roman" w:hAnsi="Times New Roman" w:cs="Times New Roman"/>
+          <w:sz w:val="28"/>
+          <w:szCs w:val="28"/>
+        </w:rPr>
+        <w:t xml:space="preserve"> решения нестандартных задач программирования. </w:t>
+      </w:r>
+      <w:r>
+        <w:rPr>
+          <w:rFonts w:ascii="Times New Roman" w:hAnsi="Times New Roman" w:cs="Times New Roman"/>
+          <w:i/>
+          <w:sz w:val="28"/>
+          <w:szCs w:val="28"/>
+        </w:rPr>
+        <w:t xml:space="preserve">Эстетическая и культурологическая составляющая процесса разработки находила свое отражение в музыкальном и поэтическом сопровождении. Философская глубина народного творчества, выраженная в хрестоматийных строках "Ален Делон, Ален Делон не пьёт одеколон, Ален Делон, Ален Делон пьёт двойной </w:t>
+      </w:r>
+      <w:proofErr w:type="gramStart"/>
+      <w:r>
+        <w:rPr>
+          <w:rFonts w:ascii="Times New Roman" w:hAnsi="Times New Roman" w:cs="Times New Roman"/>
+          <w:i/>
+          <w:sz w:val="28"/>
+          <w:szCs w:val="28"/>
+        </w:rPr>
+        <w:t>бурбон</w:t>
+      </w:r>
+      <w:proofErr w:type="gramEnd"/>
+      <w:r>
+        <w:rPr>
+          <w:rFonts w:ascii="Times New Roman" w:hAnsi="Times New Roman" w:cs="Times New Roman"/>
+          <w:i/>
+          <w:sz w:val="28"/>
+          <w:szCs w:val="28"/>
+        </w:rPr>
+        <w:t>", стала не только источником вдохновения, но и метафорическим ориентиром в выборе методик отладки и тестирования программного кода</w:t>
+      </w:r>
+      <w:r>
+        <w:rPr>
+          <w:rFonts w:ascii="Times New Roman" w:hAnsi="Times New Roman" w:cs="Times New Roman"/>
+          <w:sz w:val="28"/>
+          <w:szCs w:val="28"/>
+        </w:rPr>
+        <w:t xml:space="preserve">. Этот культурный код, переплетаясь с техническими аспектами разработки, создавал уникальную творческую атмосферу, способствующую генерации нестандартных решений и преодолению алгоритмических </w:t>
+      </w:r>
+      <w:proofErr w:type="spellStart"/>
+      <w:r>
+        <w:rPr>
+          <w:rFonts w:ascii="Times New Roman" w:hAnsi="Times New Roman" w:cs="Times New Roman"/>
+          <w:sz w:val="28"/>
+          <w:szCs w:val="28"/>
+        </w:rPr>
+        <w:t>challenges</w:t>
+      </w:r>
+      <w:proofErr w:type="spellEnd"/>
+      <w:r>
+        <w:rPr>
+          <w:rFonts w:ascii="Times New Roman" w:hAnsi="Times New Roman" w:cs="Times New Roman"/>
+          <w:sz w:val="28"/>
+          <w:szCs w:val="28"/>
+        </w:rPr>
+        <w:t xml:space="preserve">. С </w:t>
+      </w:r>
+      <w:r>
+        <w:rPr>
+          <w:rFonts w:ascii="Times New Roman" w:hAnsi="Times New Roman" w:cs="Times New Roman"/>
+          <w:sz w:val="28"/>
+          <w:szCs w:val="28"/>
+        </w:rPr>
+        <w:lastRenderedPageBreak/>
+        <w:t xml:space="preserve">технической точки зрения, программа демонстрирует устойчивую работу при различных входных данных, адекватно обрабатывает исключительные ситуации и предоставляет пользователю понятные сообщения об ошибках в случае некорректного ввода. Механизм обработки исключений предотвращает аварийное завершение программы и направляет пользователя к исправлению допущенных ошибок. Реализованное программное решение обладает значительным потенциалом для дальнейшего развития и модификации. Архитектура программы позволяет относительно просто добавлять новые функции и возможности, такие как построение графиков других видов функций, добавление инструментов анализа графиков или реализация возможности сохранения результатов построения. Модульная структура кода облегчает процесс внесения изменений и дополнений. Проведенная работа имеет не только прикладное, но и образовательное значение. В процессе разработки были углублены знания о принципах работы с графикой в среде </w:t>
+      </w:r>
+      <w:proofErr w:type="spellStart"/>
+      <w:r>
+        <w:rPr>
+          <w:rFonts w:ascii="Times New Roman" w:hAnsi="Times New Roman" w:cs="Times New Roman"/>
           <w:sz w:val="28"/>
           <w:szCs w:val="28"/>
         </w:rPr>
@@ -1682,16 +2373,24 @@
           <w:sz w:val="28"/>
           <w:szCs w:val="28"/>
         </w:rPr>
-        <w:t xml:space="preserve">. Основной целью работы являлось создание программы, позволяющей пользователю управлять перемещением формы по экрану с помощью четырех кнопок управления. Каждая кнопка отвечает за перемещение формы в одном из четырех направлений: вверх, вниз, влево или вправо. При каждом нажатии на кнопку форма перемещается на 10 пикселей в соответствующем направлении. Важной особенностью приложения является отображение текущих координат формы в ее заголовке. Это позволяет пользователю точно отслеживать положение формы на экране в реальном времени. Координаты обновляются при каждом перемещении формы, обеспечивая актуальную информацию о ее местоположении. Программа успешно реализована и функционирует в соответствии с поставленными задачами. Интерфейс приложения интуитивно понятен: четыре кнопки с четким назначением позволяют легко управлять перемещением формы. Отображение координат в заголовке формы добавляет функциональности и удобства для пользователя. Приложение демонстрирует работу с основными свойствами формы в </w:t>
+        <w:t>, освоены методы преобразования систем координат и отработаны навыки создания пользовательских интерфейсов. Полученный опыт может быть успешно применен при решении более сложных задач в области компьютерной графики и визуализации данных. В контексте учебного процесса разработанная программа представляет ценность как наглядное пособие для изучения преобразований систем координат и основ построения графиков функций. Интерактивный характер приложения способствует лучшему пониманию студентами взаимосвязей между различными системами отсчета и принципов отображения математических объектов в компьютерной графике. Сравнение с аналогичными существующими решениями показывает, что разработанная программа обладает рядом преимуществ, в частности, простотой использования,</w:t>
       </w:r>
       <w:proofErr w:type="spellStart"/>
       <w:r>
         <w:rPr>
-          <w:rFonts w:ascii="Times New Roman" w:hAnsi="Times New Roman" w:cs="Times New Roman"/>
-          <w:sz w:val="28"/>
-          <w:szCs w:val="28"/>
-        </w:rPr>
-        <w:t>Object</w:t>
+          <w:rFonts w:ascii="SimSun" w:eastAsia="SimSun" w:hAnsi="SimSun" w:cs="SimSun" w:hint="eastAsia"/>
+          <w:sz w:val="28"/>
+          <w:szCs w:val="28"/>
+        </w:rPr>
+        <w:t>专注</w:t>
+      </w:r>
+      <w:r>
+        <w:rPr>
+          <w:rFonts w:ascii="Calibri" w:hAnsi="Calibri" w:cs="Calibri"/>
+          <w:sz w:val="28"/>
+          <w:szCs w:val="28"/>
+        </w:rPr>
+        <w:t>ностью</w:t>
       </w:r>
       <w:proofErr w:type="spellEnd"/>
       <w:r>
@@ -1700,610 +2399,130 @@
           <w:sz w:val="28"/>
           <w:szCs w:val="28"/>
         </w:rPr>
+        <w:t xml:space="preserve"> на конкретной учебной задаче и адаптацией к специфическим требованиям учебного процесса. В отличие от универсальных математических пакетов, данная программа предоставляет именно те возможности, которые </w:t>
+      </w:r>
+      <w:r>
+        <w:rPr>
+          <w:rFonts w:ascii="Times New Roman" w:hAnsi="Times New Roman" w:cs="Times New Roman"/>
+          <w:sz w:val="28"/>
+          <w:szCs w:val="28"/>
+        </w:rPr>
+        <w:lastRenderedPageBreak/>
+        <w:t>необходимы для освоения базовых по</w:t>
+      </w:r>
+      <w:proofErr w:type="spellStart"/>
+      <w:r>
+        <w:rPr>
+          <w:rFonts w:ascii="Times New Roman" w:hAnsi="Times New Roman" w:cs="Times New Roman" w:hint="eastAsia"/>
+          <w:sz w:val="28"/>
+          <w:szCs w:val="28"/>
+        </w:rPr>
+        <w:t>нятий</w:t>
+      </w:r>
+      <w:proofErr w:type="spellEnd"/>
+      <w:r>
+        <w:rPr>
+          <w:rFonts w:ascii="Times New Roman" w:hAnsi="Times New Roman" w:cs="Times New Roman"/>
+          <w:sz w:val="28"/>
+          <w:szCs w:val="28"/>
+        </w:rPr>
+        <w:t xml:space="preserve"> и принципов, без избыточного усложнения интерфейса. Перспективы дальнейшего развития проекта включают в себя возможность добавления поддержки построения графиков других элементарных функций, реализации механизма масштабирования и панорамирования </w:t>
+      </w:r>
+      <w:r>
+        <w:rPr>
+          <w:rFonts w:ascii="Times New Roman" w:hAnsi="Times New Roman" w:cs="Times New Roman"/>
+          <w:sz w:val="28"/>
+          <w:szCs w:val="28"/>
+        </w:rPr>
+        <w:t>граф</w:t>
+      </w:r>
+      <w:proofErr w:type="spellStart"/>
+      <w:r>
+        <w:rPr>
+          <w:rFonts w:ascii="Times New Roman" w:hAnsi="Times New Roman" w:cs="Times New Roman"/>
+          <w:sz w:val="28"/>
+          <w:szCs w:val="28"/>
+        </w:rPr>
+        <w:t>ика</w:t>
+      </w:r>
+      <w:proofErr w:type="spellEnd"/>
+      <w:r>
+        <w:rPr>
+          <w:rFonts w:ascii="Times New Roman" w:hAnsi="Times New Roman" w:cs="Times New Roman"/>
+          <w:sz w:val="28"/>
+          <w:szCs w:val="28"/>
+        </w:rPr>
+        <w:t>, а также создания сре</w:t>
+      </w:r>
+      <w:proofErr w:type="gramStart"/>
+      <w:r>
+        <w:rPr>
+          <w:rFonts w:ascii="Times New Roman" w:hAnsi="Times New Roman" w:cs="Times New Roman"/>
+          <w:sz w:val="28"/>
+          <w:szCs w:val="28"/>
+        </w:rPr>
+        <w:t>дств дл</w:t>
+      </w:r>
+      <w:proofErr w:type="gramEnd"/>
+      <w:r>
+        <w:rPr>
+          <w:rFonts w:ascii="Times New Roman" w:hAnsi="Times New Roman" w:cs="Times New Roman"/>
+          <w:sz w:val="28"/>
+          <w:szCs w:val="28"/>
+        </w:rPr>
+        <w:t>я сравнительного анализа нескольких функций на одной координатной плоскости. Эти направления представляются наиболее востребованными с точки зрения расширения функциональности при сохранении простоты и удобства использования. В заключение следует констатировать, что все поставленные перед разработкой задачи были успешно решены. Программа функционирует стабильно, демонстрирует высокую точность вычислений и обеспечивает удобный интерфейс для взаимодействия с пользователем</w:t>
+      </w:r>
+      <w:proofErr w:type="gramStart"/>
+      <w:r>
+        <w:rPr>
+          <w:rFonts w:ascii="Times New Roman" w:hAnsi="Times New Roman" w:cs="Times New Roman"/>
+          <w:sz w:val="28"/>
+          <w:szCs w:val="28"/>
+        </w:rPr>
+        <w:t>.</w:t>
+      </w:r>
+      <w:proofErr w:type="gramEnd"/>
+      <w:r>
+        <w:rPr>
+          <w:rFonts w:ascii="Times New Roman" w:hAnsi="Times New Roman" w:cs="Times New Roman"/>
+          <w:sz w:val="28"/>
+          <w:szCs w:val="28"/>
+        </w:rPr>
         <w:t xml:space="preserve"> </w:t>
       </w:r>
-      <w:proofErr w:type="spellStart"/>
-      <w:r>
-        <w:rPr>
-          <w:rFonts w:ascii="Times New Roman" w:hAnsi="Times New Roman" w:cs="Times New Roman"/>
-          <w:sz w:val="28"/>
-          <w:szCs w:val="28"/>
-        </w:rPr>
-        <w:t>Pascal</w:t>
-      </w:r>
-      <w:proofErr w:type="spellEnd"/>
-      <w:r>
-        <w:rPr>
-          <w:rFonts w:ascii="Times New Roman" w:hAnsi="Times New Roman" w:cs="Times New Roman"/>
-          <w:sz w:val="28"/>
-          <w:szCs w:val="28"/>
-        </w:rPr>
-        <w:t xml:space="preserve">, такими как </w:t>
-      </w:r>
-      <w:proofErr w:type="spellStart"/>
-      <w:r>
-        <w:rPr>
-          <w:rFonts w:ascii="Times New Roman" w:hAnsi="Times New Roman" w:cs="Times New Roman"/>
-          <w:sz w:val="28"/>
-          <w:szCs w:val="28"/>
-        </w:rPr>
-        <w:t>Top</w:t>
-      </w:r>
-      <w:proofErr w:type="spellEnd"/>
-      <w:r>
-        <w:rPr>
-          <w:rFonts w:ascii="Times New Roman" w:hAnsi="Times New Roman" w:cs="Times New Roman"/>
-          <w:sz w:val="28"/>
-          <w:szCs w:val="28"/>
-        </w:rPr>
-        <w:t xml:space="preserve">, </w:t>
-      </w:r>
-      <w:proofErr w:type="spellStart"/>
-      <w:r>
-        <w:rPr>
-          <w:rFonts w:ascii="Times New Roman" w:hAnsi="Times New Roman" w:cs="Times New Roman"/>
-          <w:sz w:val="28"/>
-          <w:szCs w:val="28"/>
-        </w:rPr>
-        <w:t>Left</w:t>
-      </w:r>
-      <w:proofErr w:type="spellEnd"/>
-      <w:r>
-        <w:rPr>
-          <w:rFonts w:ascii="Times New Roman" w:hAnsi="Times New Roman" w:cs="Times New Roman"/>
-          <w:sz w:val="28"/>
-          <w:szCs w:val="28"/>
-        </w:rPr>
-        <w:t xml:space="preserve"> и </w:t>
-      </w:r>
-      <w:proofErr w:type="spellStart"/>
-      <w:r>
-        <w:rPr>
-          <w:rFonts w:ascii="Times New Roman" w:hAnsi="Times New Roman" w:cs="Times New Roman"/>
-          <w:sz w:val="28"/>
-          <w:szCs w:val="28"/>
-        </w:rPr>
-        <w:t>Caption</w:t>
-      </w:r>
-      <w:proofErr w:type="spellEnd"/>
-      <w:r>
-        <w:rPr>
-          <w:rFonts w:ascii="Times New Roman" w:hAnsi="Times New Roman" w:cs="Times New Roman"/>
-          <w:sz w:val="28"/>
-          <w:szCs w:val="28"/>
-        </w:rPr>
-        <w:t xml:space="preserve">. Оно также показывает принципы обработки событий и работы с визуальными компонентами в среде </w:t>
-      </w:r>
-      <w:proofErr w:type="spellStart"/>
-      <w:r>
-        <w:rPr>
-          <w:rFonts w:ascii="Times New Roman" w:hAnsi="Times New Roman" w:cs="Times New Roman"/>
-          <w:sz w:val="28"/>
-          <w:szCs w:val="28"/>
-        </w:rPr>
-        <w:t>Lazarus</w:t>
-      </w:r>
-      <w:proofErr w:type="spellEnd"/>
-      <w:r>
-        <w:rPr>
-          <w:rFonts w:ascii="Times New Roman" w:hAnsi="Times New Roman" w:cs="Times New Roman"/>
-          <w:sz w:val="28"/>
-          <w:szCs w:val="28"/>
-        </w:rPr>
-        <w:t xml:space="preserve">. Код программы хорошо структурирован и легко читаем, что упрощает возможные дальнейшие доработки и модификации. Разработанное приложение может служить основой для более сложных проектов, связанных с управлением положением окон и визуальных элементов на экране. Полученные в ходе работы навыки могут быть применены при создании других приложений с графическим интерфейсом пользователя. Результаты работы подтверждают, что все поставленные задачи были успешно выполнены. Приложение стабильно работает и выполняет заявленные функции. Дальнейшее развитие проекта может включать добавление новых функций, таких как изменение скорости </w:t>
-      </w:r>
-      <w:r>
-        <w:rPr>
-          <w:rFonts w:ascii="Times New Roman" w:hAnsi="Times New Roman" w:cs="Times New Roman"/>
-          <w:sz w:val="28"/>
-          <w:szCs w:val="28"/>
-        </w:rPr>
-        <w:lastRenderedPageBreak/>
-        <w:t xml:space="preserve">перемещения, запоминание позиции формы или добавление дополнительных элементов управления. В целом, лабораторная работа позволила закрепить практические навыки программирования в среде </w:t>
-      </w:r>
-      <w:proofErr w:type="spellStart"/>
-      <w:r>
-        <w:rPr>
-          <w:rFonts w:ascii="Times New Roman" w:hAnsi="Times New Roman" w:cs="Times New Roman"/>
-          <w:sz w:val="28"/>
-          <w:szCs w:val="28"/>
-        </w:rPr>
-        <w:t>Lazarus</w:t>
-      </w:r>
-      <w:proofErr w:type="spellEnd"/>
-      <w:r>
-        <w:rPr>
-          <w:rFonts w:ascii="Times New Roman" w:hAnsi="Times New Roman" w:cs="Times New Roman"/>
-          <w:sz w:val="28"/>
-          <w:szCs w:val="28"/>
-        </w:rPr>
-        <w:t xml:space="preserve">, работы с формами и обработки событий. Полученный опыт будет полезен при разработке более сложных приложений с графическим интерфейсом пользователя в будущем. Приложение «Двигающаяся форма» представляет собой наглядный пример работы с графическим интерфейсом в </w:t>
-      </w:r>
-      <w:proofErr w:type="spellStart"/>
-      <w:r>
-        <w:rPr>
-          <w:rFonts w:ascii="Times New Roman" w:hAnsi="Times New Roman" w:cs="Times New Roman"/>
-          <w:sz w:val="28"/>
-          <w:szCs w:val="28"/>
-        </w:rPr>
-        <w:t>Object</w:t>
-      </w:r>
-      <w:proofErr w:type="spellEnd"/>
-      <w:r>
-        <w:rPr>
-          <w:rFonts w:ascii="Times New Roman" w:hAnsi="Times New Roman" w:cs="Times New Roman"/>
-          <w:sz w:val="28"/>
-          <w:szCs w:val="28"/>
-        </w:rPr>
-        <w:t xml:space="preserve"> </w:t>
-      </w:r>
-      <w:proofErr w:type="spellStart"/>
-      <w:r>
-        <w:rPr>
-          <w:rFonts w:ascii="Times New Roman" w:hAnsi="Times New Roman" w:cs="Times New Roman"/>
-          <w:sz w:val="28"/>
-          <w:szCs w:val="28"/>
-        </w:rPr>
-        <w:t>Pascal</w:t>
-      </w:r>
-      <w:proofErr w:type="spellEnd"/>
-      <w:r>
-        <w:rPr>
-          <w:rFonts w:ascii="Times New Roman" w:hAnsi="Times New Roman" w:cs="Times New Roman"/>
-          <w:sz w:val="28"/>
-          <w:szCs w:val="28"/>
-        </w:rPr>
-        <w:t xml:space="preserve">. Программа была создана с использованием компонентов среды разработки </w:t>
-      </w:r>
-      <w:proofErr w:type="spellStart"/>
-      <w:r>
-        <w:rPr>
-          <w:rFonts w:ascii="Times New Roman" w:hAnsi="Times New Roman" w:cs="Times New Roman"/>
-          <w:sz w:val="28"/>
-          <w:szCs w:val="28"/>
-        </w:rPr>
-        <w:t>Lazarus</w:t>
-      </w:r>
-      <w:proofErr w:type="spellEnd"/>
-      <w:r>
-        <w:rPr>
-          <w:rFonts w:ascii="Times New Roman" w:hAnsi="Times New Roman" w:cs="Times New Roman"/>
-          <w:sz w:val="28"/>
-          <w:szCs w:val="28"/>
-        </w:rPr>
-        <w:t xml:space="preserve">, которая предоставляет удобные инструменты для визуального проектирования интерфейсов. Четыре кнопки управления были размещены на форме и настроены для выполнения соответствующих функций перемещения. Обработчики событий для каждой кнопки были написаны таким образом, чтобы при нажатии изменялись координаты формы и обновлялся заголовок с текущими значениями позиции. Реализация перемещения формы осуществляется через изменение свойств </w:t>
-      </w:r>
-      <w:proofErr w:type="spellStart"/>
-      <w:r>
-        <w:rPr>
-          <w:rFonts w:ascii="Times New Roman" w:hAnsi="Times New Roman" w:cs="Times New Roman"/>
-          <w:sz w:val="28"/>
-          <w:szCs w:val="28"/>
-        </w:rPr>
-        <w:t>Top</w:t>
-      </w:r>
-      <w:proofErr w:type="spellEnd"/>
-      <w:r>
-        <w:rPr>
-          <w:rFonts w:ascii="Times New Roman" w:hAnsi="Times New Roman" w:cs="Times New Roman"/>
-          <w:sz w:val="28"/>
-          <w:szCs w:val="28"/>
-        </w:rPr>
-        <w:t xml:space="preserve"> и </w:t>
-      </w:r>
-      <w:proofErr w:type="spellStart"/>
-      <w:r>
-        <w:rPr>
-          <w:rFonts w:ascii="Times New Roman" w:hAnsi="Times New Roman" w:cs="Times New Roman"/>
-          <w:sz w:val="28"/>
-          <w:szCs w:val="28"/>
-        </w:rPr>
-        <w:t>Left</w:t>
-      </w:r>
-      <w:proofErr w:type="spellEnd"/>
-      <w:r>
-        <w:rPr>
-          <w:rFonts w:ascii="Times New Roman" w:hAnsi="Times New Roman" w:cs="Times New Roman"/>
-          <w:sz w:val="28"/>
-          <w:szCs w:val="28"/>
-        </w:rPr>
-        <w:t xml:space="preserve">. При нажатии на кнопку «Вверх» значение свойства </w:t>
-      </w:r>
-      <w:proofErr w:type="spellStart"/>
-      <w:r>
-        <w:rPr>
-          <w:rFonts w:ascii="Times New Roman" w:hAnsi="Times New Roman" w:cs="Times New Roman"/>
-          <w:sz w:val="28"/>
-          <w:szCs w:val="28"/>
-        </w:rPr>
-        <w:t>Top</w:t>
-      </w:r>
-      <w:proofErr w:type="spellEnd"/>
-      <w:r>
-        <w:rPr>
-          <w:rFonts w:ascii="Times New Roman" w:hAnsi="Times New Roman" w:cs="Times New Roman"/>
-          <w:sz w:val="28"/>
-          <w:szCs w:val="28"/>
-        </w:rPr>
-        <w:t xml:space="preserve"> уменьшается на 10 пикселей, что приводит к перемещению формы ближе к верхнему краю экрана. Аналогичным образом работают остальные кнопки: «Вниз» увеличивает </w:t>
-      </w:r>
-      <w:proofErr w:type="spellStart"/>
-      <w:r>
-        <w:rPr>
-          <w:rFonts w:ascii="Times New Roman" w:hAnsi="Times New Roman" w:cs="Times New Roman"/>
-          <w:sz w:val="28"/>
-          <w:szCs w:val="28"/>
-        </w:rPr>
-        <w:t>Top</w:t>
-      </w:r>
-      <w:proofErr w:type="spellEnd"/>
-      <w:r>
-        <w:rPr>
-          <w:rFonts w:ascii="Times New Roman" w:hAnsi="Times New Roman" w:cs="Times New Roman"/>
-          <w:sz w:val="28"/>
-          <w:szCs w:val="28"/>
-        </w:rPr>
-        <w:t xml:space="preserve"> на 10 пикселей, «Влево» уменьшает </w:t>
-      </w:r>
-      <w:proofErr w:type="spellStart"/>
-      <w:r>
-        <w:rPr>
-          <w:rFonts w:ascii="Times New Roman" w:hAnsi="Times New Roman" w:cs="Times New Roman"/>
-          <w:sz w:val="28"/>
-          <w:szCs w:val="28"/>
-        </w:rPr>
-        <w:t>Left</w:t>
-      </w:r>
-      <w:proofErr w:type="spellEnd"/>
-      <w:r>
-        <w:rPr>
-          <w:rFonts w:ascii="Times New Roman" w:hAnsi="Times New Roman" w:cs="Times New Roman"/>
-          <w:sz w:val="28"/>
-          <w:szCs w:val="28"/>
-        </w:rPr>
-        <w:t xml:space="preserve">, а «Вправо» увеличивает </w:t>
-      </w:r>
-      <w:proofErr w:type="spellStart"/>
-      <w:r>
-        <w:rPr>
-          <w:rFonts w:ascii="Times New Roman" w:hAnsi="Times New Roman" w:cs="Times New Roman"/>
-          <w:sz w:val="28"/>
-          <w:szCs w:val="28"/>
-        </w:rPr>
-        <w:t>Left</w:t>
-      </w:r>
-      <w:proofErr w:type="spellEnd"/>
-      <w:r>
-        <w:rPr>
-          <w:rFonts w:ascii="Times New Roman" w:hAnsi="Times New Roman" w:cs="Times New Roman"/>
-          <w:sz w:val="28"/>
-          <w:szCs w:val="28"/>
-        </w:rPr>
-        <w:t xml:space="preserve">. Такой механизм обеспечивает плавное и предсказуемое перемещение формы по экрану. Особого внимания заслуживает функция отображения координат в заголовке формы. Эта </w:t>
-      </w:r>
-      <w:proofErr w:type="spellStart"/>
-      <w:r>
-        <w:rPr>
-          <w:rFonts w:ascii="Times New Roman" w:hAnsi="Times New Roman" w:cs="Times New Roman"/>
-          <w:sz w:val="28"/>
-          <w:szCs w:val="28"/>
-        </w:rPr>
-        <w:t>feature</w:t>
-      </w:r>
-      <w:proofErr w:type="spellEnd"/>
-      <w:r>
-        <w:rPr>
-          <w:rFonts w:ascii="Times New Roman" w:hAnsi="Times New Roman" w:cs="Times New Roman"/>
-          <w:sz w:val="28"/>
-          <w:szCs w:val="28"/>
-        </w:rPr>
-        <w:t xml:space="preserve"> была реализована через свойство </w:t>
-      </w:r>
-      <w:proofErr w:type="spellStart"/>
-      <w:r>
-        <w:rPr>
-          <w:rFonts w:ascii="Times New Roman" w:hAnsi="Times New Roman" w:cs="Times New Roman"/>
-          <w:sz w:val="28"/>
-          <w:szCs w:val="28"/>
-        </w:rPr>
-        <w:t>Caption</w:t>
-      </w:r>
-      <w:proofErr w:type="spellEnd"/>
-      <w:r>
-        <w:rPr>
-          <w:rFonts w:ascii="Times New Roman" w:hAnsi="Times New Roman" w:cs="Times New Roman"/>
-          <w:sz w:val="28"/>
-          <w:szCs w:val="28"/>
-        </w:rPr>
-        <w:t xml:space="preserve">, которое динамически обновляется при каждом перемещении. В заголовке отображаются текущие значения </w:t>
-      </w:r>
-      <w:proofErr w:type="spellStart"/>
-      <w:r>
-        <w:rPr>
-          <w:rFonts w:ascii="Times New Roman" w:hAnsi="Times New Roman" w:cs="Times New Roman"/>
-          <w:sz w:val="28"/>
-          <w:szCs w:val="28"/>
-        </w:rPr>
-        <w:t>Left</w:t>
-      </w:r>
-      <w:proofErr w:type="spellEnd"/>
-      <w:r>
-        <w:rPr>
-          <w:rFonts w:ascii="Times New Roman" w:hAnsi="Times New Roman" w:cs="Times New Roman"/>
-          <w:sz w:val="28"/>
-          <w:szCs w:val="28"/>
-        </w:rPr>
-        <w:t xml:space="preserve"> и </w:t>
-      </w:r>
-      <w:proofErr w:type="spellStart"/>
-      <w:r>
-        <w:rPr>
-          <w:rFonts w:ascii="Times New Roman" w:hAnsi="Times New Roman" w:cs="Times New Roman"/>
-          <w:sz w:val="28"/>
-          <w:szCs w:val="28"/>
-        </w:rPr>
-        <w:t>Top</w:t>
-      </w:r>
-      <w:proofErr w:type="spellEnd"/>
-      <w:r>
-        <w:rPr>
-          <w:rFonts w:ascii="Times New Roman" w:hAnsi="Times New Roman" w:cs="Times New Roman"/>
-          <w:sz w:val="28"/>
-          <w:szCs w:val="28"/>
-        </w:rPr>
-        <w:t xml:space="preserve">, что дает пользователю полную информацию о положении формы. Данная функция особенно полезна при точном позиционировании формы или при отладке приложения. Тестирование приложения показало его стабильную работу на различных разрешениях экрана. Форма корректно перемещается в пределах видимой области, а координаты в заголовке всегда отображают актуальную информацию. </w:t>
-      </w:r>
-      <w:r>
-        <w:rPr>
-          <w:rFonts w:ascii="Times New Roman" w:hAnsi="Times New Roman" w:cs="Times New Roman"/>
-          <w:sz w:val="28"/>
-          <w:szCs w:val="28"/>
-        </w:rPr>
-        <w:lastRenderedPageBreak/>
-        <w:t xml:space="preserve">Программа не имеет заметных </w:t>
-      </w:r>
-      <w:proofErr w:type="spellStart"/>
-      <w:r>
-        <w:rPr>
-          <w:rFonts w:ascii="Times New Roman" w:hAnsi="Times New Roman" w:cs="Times New Roman"/>
-          <w:sz w:val="28"/>
-          <w:szCs w:val="28"/>
-        </w:rPr>
-        <w:t>багов</w:t>
-      </w:r>
-      <w:proofErr w:type="spellEnd"/>
-      <w:r>
-        <w:rPr>
-          <w:rFonts w:ascii="Times New Roman" w:hAnsi="Times New Roman" w:cs="Times New Roman"/>
-          <w:sz w:val="28"/>
-          <w:szCs w:val="28"/>
-        </w:rPr>
-        <w:t xml:space="preserve"> или ошибок, интерфейс </w:t>
-      </w:r>
-      <w:proofErr w:type="spellStart"/>
-      <w:r>
-        <w:rPr>
-          <w:rFonts w:ascii="Times New Roman" w:hAnsi="Times New Roman" w:cs="Times New Roman"/>
-          <w:sz w:val="28"/>
-          <w:szCs w:val="28"/>
-        </w:rPr>
-        <w:t>responsive</w:t>
-      </w:r>
-      <w:proofErr w:type="spellEnd"/>
-      <w:r>
-        <w:rPr>
-          <w:rFonts w:ascii="Times New Roman" w:hAnsi="Times New Roman" w:cs="Times New Roman"/>
-          <w:sz w:val="28"/>
-          <w:szCs w:val="28"/>
-        </w:rPr>
-        <w:t xml:space="preserve"> и понятен для пользователя. С точки зрения архитектуры кода, приложение демонстрирует хорошие практики программирования. Обработчики событий четко разделены, каждая кнопка имеет свой метод обработки, что упрощает чтение и понимание кода. Отсутствие дублирования кода (координаты обновляются в каждом обработчике) делает программу легко поддерживаемой и расширяемой. Образовательная ценность данной работы заключается в освоении базовых принципов работы с графическим интерфейсом в </w:t>
-      </w:r>
-      <w:proofErr w:type="spellStart"/>
-      <w:r>
-        <w:rPr>
-          <w:rFonts w:ascii="Times New Roman" w:hAnsi="Times New Roman" w:cs="Times New Roman"/>
-          <w:sz w:val="28"/>
-          <w:szCs w:val="28"/>
-        </w:rPr>
-        <w:t>Lazarus</w:t>
-      </w:r>
-      <w:proofErr w:type="spellEnd"/>
-      <w:r>
-        <w:rPr>
-          <w:rFonts w:ascii="Times New Roman" w:hAnsi="Times New Roman" w:cs="Times New Roman"/>
-          <w:sz w:val="28"/>
-          <w:szCs w:val="28"/>
-        </w:rPr>
-        <w:t xml:space="preserve">. Студенты </w:t>
-      </w:r>
-      <w:proofErr w:type="spellStart"/>
-      <w:r>
-        <w:rPr>
-          <w:rFonts w:ascii="Times New Roman" w:hAnsi="Times New Roman" w:cs="Times New Roman"/>
-          <w:sz w:val="28"/>
-          <w:szCs w:val="28"/>
-        </w:rPr>
-        <w:t>learn</w:t>
-      </w:r>
-      <w:proofErr w:type="spellEnd"/>
-      <w:r>
-        <w:rPr>
-          <w:rFonts w:ascii="Times New Roman" w:hAnsi="Times New Roman" w:cs="Times New Roman"/>
-          <w:sz w:val="28"/>
-          <w:szCs w:val="28"/>
-        </w:rPr>
-        <w:t xml:space="preserve"> основы работы с формами, кнопками, свойствами объектов и обработкой событий. Эти знания являются фундаментальными для дальнейшего изучения программирования под Windows и создания более сложных приложений. Практическая значимость проекта состоит в том, что он может быть использован как шаблон для создания других приложений, требующих управления позицией окон. Например, на его основе можно разработать программу для точного размещения нескольких окон на экране или создать утилиту для тестирования интерфейсов. В процессе разработки были рассмотрены различные аспекты программирования на </w:t>
-      </w:r>
-      <w:proofErr w:type="spellStart"/>
-      <w:r>
-        <w:rPr>
-          <w:rFonts w:ascii="Times New Roman" w:hAnsi="Times New Roman" w:cs="Times New Roman"/>
-          <w:sz w:val="28"/>
-          <w:szCs w:val="28"/>
-        </w:rPr>
-        <w:t>Object</w:t>
-      </w:r>
-      <w:proofErr w:type="spellEnd"/>
-      <w:r>
-        <w:rPr>
-          <w:rFonts w:ascii="Times New Roman" w:hAnsi="Times New Roman" w:cs="Times New Roman"/>
-          <w:sz w:val="28"/>
-          <w:szCs w:val="28"/>
-        </w:rPr>
-        <w:t xml:space="preserve"> </w:t>
-      </w:r>
-      <w:proofErr w:type="spellStart"/>
-      <w:r>
-        <w:rPr>
-          <w:rFonts w:ascii="Times New Roman" w:hAnsi="Times New Roman" w:cs="Times New Roman"/>
-          <w:sz w:val="28"/>
-          <w:szCs w:val="28"/>
-        </w:rPr>
-        <w:t>Pascal</w:t>
-      </w:r>
-      <w:proofErr w:type="spellEnd"/>
-      <w:r>
-        <w:rPr>
-          <w:rFonts w:ascii="Times New Roman" w:hAnsi="Times New Roman" w:cs="Times New Roman"/>
-          <w:sz w:val="28"/>
-          <w:szCs w:val="28"/>
-        </w:rPr>
-        <w:t xml:space="preserve">, включая работу со строками (преобразование чисел в строки для вывода в заголовке), обработку событий мыши и клавиатуры, управление свойствами визуальных компонентов. Все эти навыки являются </w:t>
-      </w:r>
-      <w:proofErr w:type="spellStart"/>
-      <w:r>
-        <w:rPr>
-          <w:rFonts w:ascii="Times New Roman" w:hAnsi="Times New Roman" w:cs="Times New Roman"/>
-          <w:sz w:val="28"/>
-          <w:szCs w:val="28"/>
-        </w:rPr>
-        <w:t>transferable</w:t>
-      </w:r>
-      <w:proofErr w:type="spellEnd"/>
-      <w:r>
-        <w:rPr>
-          <w:rFonts w:ascii="Times New Roman" w:hAnsi="Times New Roman" w:cs="Times New Roman"/>
-          <w:sz w:val="28"/>
-          <w:szCs w:val="28"/>
-        </w:rPr>
-        <w:t xml:space="preserve"> и могут быть применены в других проектах. Успешное завершение лабораторной работы подтвердило эффективность выбранного подхода к разработке и правильность реализации всех функций. Приложение </w:t>
-      </w:r>
-      <w:proofErr w:type="spellStart"/>
-      <w:r>
-        <w:rPr>
-          <w:rFonts w:ascii="Times New Roman" w:hAnsi="Times New Roman" w:cs="Times New Roman"/>
-          <w:sz w:val="28"/>
-          <w:szCs w:val="28"/>
-        </w:rPr>
-        <w:t>ready</w:t>
-      </w:r>
-      <w:proofErr w:type="spellEnd"/>
-      <w:r>
-        <w:rPr>
-          <w:rFonts w:ascii="Times New Roman" w:hAnsi="Times New Roman" w:cs="Times New Roman"/>
-          <w:sz w:val="28"/>
-          <w:szCs w:val="28"/>
-        </w:rPr>
-        <w:t xml:space="preserve"> к использованию и может служить демонстрационным примером работы с GUI в </w:t>
-      </w:r>
-      <w:proofErr w:type="spellStart"/>
-      <w:r>
-        <w:rPr>
-          <w:rFonts w:ascii="Times New Roman" w:hAnsi="Times New Roman" w:cs="Times New Roman"/>
-          <w:sz w:val="28"/>
-          <w:szCs w:val="28"/>
-        </w:rPr>
-        <w:t>Lazarus</w:t>
-      </w:r>
-      <w:proofErr w:type="spellEnd"/>
-      <w:r>
-        <w:rPr>
-          <w:rFonts w:ascii="Times New Roman" w:hAnsi="Times New Roman" w:cs="Times New Roman"/>
-          <w:sz w:val="28"/>
-          <w:szCs w:val="28"/>
-        </w:rPr>
-        <w:t xml:space="preserve">. В перспективе проект может быть улучшен добавлением дополнительных функций: возможности изменения шага перемещения, сохранения позиции формы между сеансами, добавления горячих клавиш для управления, реализации перемещения формы с помощью мыши и многих других улучшений пользовательского опыта. Таким образом, </w:t>
-      </w:r>
-      <w:r>
-        <w:rPr>
-          <w:rFonts w:ascii="Times New Roman" w:hAnsi="Times New Roman" w:cs="Times New Roman"/>
-          <w:sz w:val="28"/>
-          <w:szCs w:val="28"/>
-        </w:rPr>
-        <w:lastRenderedPageBreak/>
-        <w:t xml:space="preserve">лабораторная работа «Двигающаяся форма» представляет собой законченный учебный проект, который наглядно демонстрирует принципы создания приложений с графическим интерфейсом в среде </w:t>
-      </w:r>
-      <w:proofErr w:type="spellStart"/>
-      <w:r>
-        <w:rPr>
-          <w:rFonts w:ascii="Times New Roman" w:hAnsi="Times New Roman" w:cs="Times New Roman"/>
-          <w:sz w:val="28"/>
-          <w:szCs w:val="28"/>
-        </w:rPr>
-        <w:t>Lazarus</w:t>
-      </w:r>
-      <w:proofErr w:type="spellEnd"/>
-      <w:r>
-        <w:rPr>
-          <w:rFonts w:ascii="Times New Roman" w:hAnsi="Times New Roman" w:cs="Times New Roman"/>
-          <w:sz w:val="28"/>
-          <w:szCs w:val="28"/>
-        </w:rPr>
-        <w:t xml:space="preserve"> </w:t>
-      </w:r>
-      <w:proofErr w:type="spellStart"/>
-      <w:r>
-        <w:rPr>
-          <w:rFonts w:ascii="Times New Roman" w:hAnsi="Times New Roman" w:cs="Times New Roman"/>
-          <w:sz w:val="28"/>
-          <w:szCs w:val="28"/>
-        </w:rPr>
-        <w:t>using</w:t>
-      </w:r>
-      <w:proofErr w:type="spellEnd"/>
-      <w:r>
-        <w:rPr>
-          <w:rFonts w:ascii="Times New Roman" w:hAnsi="Times New Roman" w:cs="Times New Roman"/>
-          <w:sz w:val="28"/>
-          <w:szCs w:val="28"/>
-        </w:rPr>
-        <w:t xml:space="preserve"> язык </w:t>
-      </w:r>
-      <w:proofErr w:type="spellStart"/>
-      <w:r>
-        <w:rPr>
-          <w:rFonts w:ascii="Times New Roman" w:hAnsi="Times New Roman" w:cs="Times New Roman"/>
-          <w:sz w:val="28"/>
-          <w:szCs w:val="28"/>
-        </w:rPr>
-        <w:t>Object</w:t>
-      </w:r>
-      <w:proofErr w:type="spellEnd"/>
-      <w:r>
-        <w:rPr>
-          <w:rFonts w:ascii="Times New Roman" w:hAnsi="Times New Roman" w:cs="Times New Roman"/>
-          <w:sz w:val="28"/>
-          <w:szCs w:val="28"/>
-        </w:rPr>
-        <w:t xml:space="preserve"> </w:t>
-      </w:r>
-      <w:proofErr w:type="spellStart"/>
-      <w:r>
-        <w:rPr>
-          <w:rFonts w:ascii="Times New Roman" w:hAnsi="Times New Roman" w:cs="Times New Roman"/>
-          <w:sz w:val="28"/>
-          <w:szCs w:val="28"/>
-        </w:rPr>
-        <w:t>Pascal</w:t>
-      </w:r>
-      <w:proofErr w:type="spellEnd"/>
-      <w:r>
-        <w:rPr>
-          <w:rFonts w:ascii="Times New Roman" w:hAnsi="Times New Roman" w:cs="Times New Roman"/>
-          <w:sz w:val="28"/>
-          <w:szCs w:val="28"/>
-        </w:rPr>
-        <w:t>. Работа может считаться успешно выполненной, так как все поставленные цели достигнуты, а созданное приложение полностью функционально и соответствует требованиям задания.</w:t>
+      <w:proofErr w:type="gramStart"/>
+      <w:r>
+        <w:rPr>
+          <w:rFonts w:ascii="Times New Roman" w:hAnsi="Times New Roman" w:cs="Times New Roman"/>
+          <w:sz w:val="28"/>
+          <w:szCs w:val="28"/>
+        </w:rPr>
+        <w:t>р</w:t>
+      </w:r>
+      <w:proofErr w:type="gramEnd"/>
+      <w:r>
+        <w:rPr>
+          <w:rFonts w:ascii="Times New Roman" w:hAnsi="Times New Roman" w:cs="Times New Roman"/>
+          <w:sz w:val="28"/>
+          <w:szCs w:val="28"/>
+        </w:rPr>
+        <w:t>аботы могут быть использованы как в учебных целях, так и в качестве основы для более сложных проектов в области компьютерной визуализации математических объектов. Проведенная работа вносит вклад в развитие методического обеспечения учебного процесс</w:t>
+      </w:r>
+      <w:r>
+        <w:rPr>
+          <w:rFonts w:ascii="Times New Roman" w:hAnsi="Times New Roman" w:cs="Times New Roman" w:hint="eastAsia"/>
+          <w:sz w:val="28"/>
+          <w:szCs w:val="28"/>
+        </w:rPr>
+        <w:t>а</w:t>
+      </w:r>
+      <w:r>
+        <w:rPr>
+          <w:rFonts w:ascii="Times New Roman" w:hAnsi="Times New Roman" w:cs="Times New Roman"/>
+          <w:sz w:val="28"/>
+          <w:szCs w:val="28"/>
+        </w:rPr>
+        <w:t xml:space="preserve"> и представляет практический интерес с точки зрения применения современных технологий программирования для решения образовательных задач.</w:t>
       </w:r>
     </w:p>
     <w:p>
@@ -2318,931 +2537,6 @@
           <w:szCs w:val="28"/>
         </w:rPr>
       </w:pPr>
-    </w:p>
-    <w:p>
-      <w:pPr>
-        <w:pStyle w:val="a3"/>
-        <w:spacing w:after="0" w:line="360" w:lineRule="auto"/>
-        <w:ind w:left="0" w:right="141" w:firstLine="709"/>
-        <w:jc w:val="both"/>
-        <w:rPr>
-          <w:rFonts w:ascii="Times New Roman" w:hAnsi="Times New Roman" w:cs="Times New Roman"/>
-          <w:sz w:val="28"/>
-          <w:szCs w:val="28"/>
-        </w:rPr>
-      </w:pPr>
-      <w:r>
-        <w:rPr>
-          <w:rFonts w:ascii="Times New Roman" w:hAnsi="Times New Roman" w:cs="Times New Roman"/>
-          <w:sz w:val="28"/>
-          <w:szCs w:val="28"/>
-        </w:rPr>
-        <w:t xml:space="preserve">Разработка приложения началась с проектирования пользовательского интерфейса, где основное внимание уделялось простоте и интуитивной понятности. Было принято решение использовать четыре кнопки, расположенные в удобном для пользователя порядке, чтобы обеспечить легкий доступ ко всем функциям перемещения. Каждая кнопка получила четкое визуальное обозначение своего назначения, что минимизирует время обучения пользователя работе с программой. Интерфейс был разработан с учетом принципов </w:t>
-      </w:r>
-      <w:proofErr w:type="spellStart"/>
-      <w:r>
-        <w:rPr>
-          <w:rFonts w:ascii="Times New Roman" w:hAnsi="Times New Roman" w:cs="Times New Roman"/>
-          <w:sz w:val="28"/>
-          <w:szCs w:val="28"/>
-        </w:rPr>
-        <w:t>юзабилити</w:t>
-      </w:r>
-      <w:proofErr w:type="spellEnd"/>
-      <w:r>
-        <w:rPr>
-          <w:rFonts w:ascii="Times New Roman" w:hAnsi="Times New Roman" w:cs="Times New Roman"/>
-          <w:sz w:val="28"/>
-          <w:szCs w:val="28"/>
-        </w:rPr>
-        <w:t>, обеспечивая комфортную работу даже для неподготовленных пользователей.</w:t>
-      </w:r>
-    </w:p>
-    <w:p>
-      <w:pPr>
-        <w:pStyle w:val="a3"/>
-        <w:spacing w:after="0" w:line="360" w:lineRule="auto"/>
-        <w:ind w:left="0" w:right="141" w:firstLine="709"/>
-        <w:jc w:val="both"/>
-        <w:rPr>
-          <w:rFonts w:ascii="Times New Roman" w:hAnsi="Times New Roman" w:cs="Times New Roman"/>
-          <w:sz w:val="28"/>
-          <w:szCs w:val="28"/>
-        </w:rPr>
-      </w:pPr>
-    </w:p>
-    <w:p>
-      <w:pPr>
-        <w:pStyle w:val="a3"/>
-        <w:spacing w:after="0" w:line="360" w:lineRule="auto"/>
-        <w:ind w:left="0" w:right="141" w:firstLine="709"/>
-        <w:jc w:val="both"/>
-        <w:rPr>
-          <w:rFonts w:ascii="Times New Roman" w:hAnsi="Times New Roman" w:cs="Times New Roman"/>
-          <w:sz w:val="28"/>
-          <w:szCs w:val="28"/>
-        </w:rPr>
-      </w:pPr>
-      <w:r>
-        <w:rPr>
-          <w:rFonts w:ascii="Times New Roman" w:hAnsi="Times New Roman" w:cs="Times New Roman"/>
-          <w:sz w:val="28"/>
-          <w:szCs w:val="28"/>
-        </w:rPr>
-        <w:t xml:space="preserve">При реализации логики приложения особое внимание уделялось обработке событий. Каждая кнопка была связана с соответствующим обработчиком события </w:t>
-      </w:r>
-      <w:proofErr w:type="spellStart"/>
-      <w:r>
-        <w:rPr>
-          <w:rFonts w:ascii="Times New Roman" w:hAnsi="Times New Roman" w:cs="Times New Roman"/>
-          <w:sz w:val="28"/>
-          <w:szCs w:val="28"/>
-        </w:rPr>
-        <w:t>OnClick</w:t>
-      </w:r>
-      <w:proofErr w:type="spellEnd"/>
-      <w:r>
-        <w:rPr>
-          <w:rFonts w:ascii="Times New Roman" w:hAnsi="Times New Roman" w:cs="Times New Roman"/>
-          <w:sz w:val="28"/>
-          <w:szCs w:val="28"/>
-        </w:rPr>
-        <w:t>, что обеспечивает мгновенную реакцию на действия пользователя. В обработчиках событий реализована не только логика перемещения формы, но и механизм обновления заголовка, что демонстрирует принцип единой ответственности в программировании. Такой подход позволяет легко модифицировать код и добавлять новые функции без нарушения существующей логики.</w:t>
-      </w:r>
-    </w:p>
-    <w:p>
-      <w:pPr>
-        <w:pStyle w:val="a3"/>
-        <w:spacing w:after="0" w:line="360" w:lineRule="auto"/>
-        <w:ind w:left="0" w:right="141" w:firstLine="709"/>
-        <w:jc w:val="both"/>
-        <w:rPr>
-          <w:rFonts w:ascii="Times New Roman" w:hAnsi="Times New Roman" w:cs="Times New Roman"/>
-          <w:sz w:val="28"/>
-          <w:szCs w:val="28"/>
-        </w:rPr>
-      </w:pPr>
-    </w:p>
-    <w:p>
-      <w:pPr>
-        <w:pStyle w:val="a3"/>
-        <w:spacing w:after="0" w:line="360" w:lineRule="auto"/>
-        <w:ind w:left="0" w:right="141" w:firstLine="709"/>
-        <w:jc w:val="both"/>
-        <w:rPr>
-          <w:rFonts w:ascii="Times New Roman" w:hAnsi="Times New Roman" w:cs="Times New Roman"/>
-          <w:sz w:val="28"/>
-          <w:szCs w:val="28"/>
-        </w:rPr>
-      </w:pPr>
-      <w:r>
-        <w:rPr>
-          <w:rFonts w:ascii="Times New Roman" w:hAnsi="Times New Roman" w:cs="Times New Roman"/>
-          <w:sz w:val="28"/>
-          <w:szCs w:val="28"/>
-        </w:rPr>
-        <w:t xml:space="preserve">Важным аспектом разработки стала работа с системой координат Windows. Приложение корректно обрабатывает граничные значения координат, предотвращая выход формы за пределы видимой области экрана. Это обеспечивает стабильную работу программы на мониторах с </w:t>
-      </w:r>
-      <w:r>
-        <w:rPr>
-          <w:rFonts w:ascii="Times New Roman" w:hAnsi="Times New Roman" w:cs="Times New Roman"/>
-          <w:sz w:val="28"/>
-          <w:szCs w:val="28"/>
-        </w:rPr>
-        <w:lastRenderedPageBreak/>
-        <w:t xml:space="preserve">различными разрешениями и настройками. Механизм перемещения был тщательно протестирован на разных конфигурациях оборудования, что подтвердило его надежность и </w:t>
-      </w:r>
-      <w:proofErr w:type="spellStart"/>
-      <w:r>
-        <w:rPr>
-          <w:rFonts w:ascii="Times New Roman" w:hAnsi="Times New Roman" w:cs="Times New Roman"/>
-          <w:sz w:val="28"/>
-          <w:szCs w:val="28"/>
-        </w:rPr>
-        <w:t>кроссплатформенную</w:t>
-      </w:r>
-      <w:proofErr w:type="spellEnd"/>
-      <w:r>
-        <w:rPr>
-          <w:rFonts w:ascii="Times New Roman" w:hAnsi="Times New Roman" w:cs="Times New Roman"/>
-          <w:sz w:val="28"/>
-          <w:szCs w:val="28"/>
-        </w:rPr>
-        <w:t xml:space="preserve"> совместимость.</w:t>
-      </w:r>
-    </w:p>
-    <w:p>
-      <w:pPr>
-        <w:pStyle w:val="a3"/>
-        <w:spacing w:after="0" w:line="360" w:lineRule="auto"/>
-        <w:ind w:left="0" w:right="141" w:firstLine="709"/>
-        <w:jc w:val="both"/>
-        <w:rPr>
-          <w:rFonts w:ascii="Times New Roman" w:hAnsi="Times New Roman" w:cs="Times New Roman"/>
-          <w:sz w:val="28"/>
-          <w:szCs w:val="28"/>
-        </w:rPr>
-      </w:pPr>
-    </w:p>
-    <w:p>
-      <w:pPr>
-        <w:pStyle w:val="a3"/>
-        <w:spacing w:after="0" w:line="360" w:lineRule="auto"/>
-        <w:ind w:left="0" w:right="141" w:firstLine="709"/>
-        <w:jc w:val="both"/>
-        <w:rPr>
-          <w:rFonts w:ascii="Times New Roman" w:hAnsi="Times New Roman" w:cs="Times New Roman"/>
-          <w:sz w:val="28"/>
-          <w:szCs w:val="28"/>
-        </w:rPr>
-      </w:pPr>
-      <w:r>
-        <w:rPr>
-          <w:rFonts w:ascii="Times New Roman" w:hAnsi="Times New Roman" w:cs="Times New Roman"/>
-          <w:sz w:val="28"/>
-          <w:szCs w:val="28"/>
-        </w:rPr>
-        <w:t xml:space="preserve">С точки зрения образовательного процесса, данная работа позволила глубоко изучить основы объектно-ориентированного программирования в среде </w:t>
-      </w:r>
-      <w:proofErr w:type="spellStart"/>
-      <w:r>
-        <w:rPr>
-          <w:rFonts w:ascii="Times New Roman" w:hAnsi="Times New Roman" w:cs="Times New Roman"/>
-          <w:sz w:val="28"/>
-          <w:szCs w:val="28"/>
-        </w:rPr>
-        <w:t>Lazarus</w:t>
-      </w:r>
-      <w:proofErr w:type="spellEnd"/>
-      <w:r>
-        <w:rPr>
-          <w:rFonts w:ascii="Times New Roman" w:hAnsi="Times New Roman" w:cs="Times New Roman"/>
-          <w:sz w:val="28"/>
-          <w:szCs w:val="28"/>
-        </w:rPr>
-        <w:t>. Студенты получили практический опыт работы с классами, свойствами, методами и событиями - ключевыми концепциями ООП. Особую ценность представляет понимание жизненного цикла формы и механизма обработки сообщений операционной системы, что является фундаментальным знанием для разработки Windows-приложений.</w:t>
-      </w:r>
-    </w:p>
-    <w:p>
-      <w:pPr>
-        <w:pStyle w:val="a3"/>
-        <w:spacing w:after="0" w:line="360" w:lineRule="auto"/>
-        <w:ind w:left="0" w:right="141" w:firstLine="709"/>
-        <w:jc w:val="both"/>
-        <w:rPr>
-          <w:rFonts w:ascii="Times New Roman" w:hAnsi="Times New Roman" w:cs="Times New Roman"/>
-          <w:sz w:val="28"/>
-          <w:szCs w:val="28"/>
-        </w:rPr>
-      </w:pPr>
-    </w:p>
-    <w:p>
-      <w:pPr>
-        <w:pStyle w:val="a3"/>
-        <w:spacing w:after="0" w:line="360" w:lineRule="auto"/>
-        <w:ind w:left="0" w:right="141" w:firstLine="709"/>
-        <w:jc w:val="both"/>
-        <w:rPr>
-          <w:rFonts w:ascii="Times New Roman" w:hAnsi="Times New Roman" w:cs="Times New Roman"/>
-          <w:sz w:val="28"/>
-          <w:szCs w:val="28"/>
-        </w:rPr>
-      </w:pPr>
-      <w:r>
-        <w:rPr>
-          <w:rFonts w:ascii="Times New Roman" w:hAnsi="Times New Roman" w:cs="Times New Roman"/>
-          <w:sz w:val="28"/>
-          <w:szCs w:val="28"/>
-        </w:rPr>
-        <w:t xml:space="preserve">Техническая реализация проекта демонстрирует эффективное использование возможностей языка </w:t>
-      </w:r>
-      <w:proofErr w:type="spellStart"/>
-      <w:r>
-        <w:rPr>
-          <w:rFonts w:ascii="Times New Roman" w:hAnsi="Times New Roman" w:cs="Times New Roman"/>
-          <w:sz w:val="28"/>
-          <w:szCs w:val="28"/>
-        </w:rPr>
-        <w:t>Object</w:t>
-      </w:r>
-      <w:proofErr w:type="spellEnd"/>
-      <w:r>
-        <w:rPr>
-          <w:rFonts w:ascii="Times New Roman" w:hAnsi="Times New Roman" w:cs="Times New Roman"/>
-          <w:sz w:val="28"/>
-          <w:szCs w:val="28"/>
-        </w:rPr>
-        <w:t xml:space="preserve"> </w:t>
-      </w:r>
-      <w:proofErr w:type="spellStart"/>
-      <w:r>
-        <w:rPr>
-          <w:rFonts w:ascii="Times New Roman" w:hAnsi="Times New Roman" w:cs="Times New Roman"/>
-          <w:sz w:val="28"/>
-          <w:szCs w:val="28"/>
-        </w:rPr>
-        <w:t>Pascal</w:t>
-      </w:r>
-      <w:proofErr w:type="spellEnd"/>
-      <w:r>
-        <w:rPr>
-          <w:rFonts w:ascii="Times New Roman" w:hAnsi="Times New Roman" w:cs="Times New Roman"/>
-          <w:sz w:val="28"/>
-          <w:szCs w:val="28"/>
-        </w:rPr>
-        <w:t xml:space="preserve">. Код написан в соответствии с принципами чистого кода: </w:t>
-      </w:r>
-      <w:proofErr w:type="spellStart"/>
-      <w:r>
-        <w:rPr>
-          <w:rFonts w:ascii="Times New Roman" w:hAnsi="Times New Roman" w:cs="Times New Roman"/>
-          <w:sz w:val="28"/>
-          <w:szCs w:val="28"/>
-        </w:rPr>
-        <w:t>meaningful</w:t>
-      </w:r>
-      <w:proofErr w:type="spellEnd"/>
-      <w:r>
-        <w:rPr>
-          <w:rFonts w:ascii="Times New Roman" w:hAnsi="Times New Roman" w:cs="Times New Roman"/>
-          <w:sz w:val="28"/>
-          <w:szCs w:val="28"/>
-        </w:rPr>
-        <w:t xml:space="preserve"> имена переменных, логичная структура, отсутствие избыточности. Применение функции </w:t>
-      </w:r>
-      <w:proofErr w:type="spellStart"/>
-      <w:r>
-        <w:rPr>
-          <w:rFonts w:ascii="Times New Roman" w:hAnsi="Times New Roman" w:cs="Times New Roman"/>
-          <w:sz w:val="28"/>
-          <w:szCs w:val="28"/>
-        </w:rPr>
-        <w:t>IntToStr</w:t>
-      </w:r>
-      <w:proofErr w:type="spellEnd"/>
-      <w:r>
-        <w:rPr>
-          <w:rFonts w:ascii="Times New Roman" w:hAnsi="Times New Roman" w:cs="Times New Roman"/>
-          <w:sz w:val="28"/>
-          <w:szCs w:val="28"/>
-        </w:rPr>
-        <w:t xml:space="preserve"> для преобразования числовых значений в строки показывает работу с базовыми типами данных и их преобразованием. Это формирует важные навыки, необходимые для решения более сложных программистских задач.</w:t>
-      </w:r>
-    </w:p>
-    <w:p>
-      <w:pPr>
-        <w:pStyle w:val="a3"/>
-        <w:spacing w:after="0" w:line="360" w:lineRule="auto"/>
-        <w:ind w:left="0" w:right="141" w:firstLine="709"/>
-        <w:jc w:val="both"/>
-        <w:rPr>
-          <w:rFonts w:ascii="Times New Roman" w:hAnsi="Times New Roman" w:cs="Times New Roman"/>
-          <w:sz w:val="28"/>
-          <w:szCs w:val="28"/>
-        </w:rPr>
-      </w:pPr>
-    </w:p>
-    <w:p>
-      <w:pPr>
-        <w:pStyle w:val="a3"/>
-        <w:spacing w:after="0" w:line="360" w:lineRule="auto"/>
-        <w:ind w:left="0" w:right="141" w:firstLine="709"/>
-        <w:jc w:val="both"/>
-        <w:rPr>
-          <w:rFonts w:ascii="Times New Roman" w:hAnsi="Times New Roman" w:cs="Times New Roman"/>
-          <w:sz w:val="28"/>
-          <w:szCs w:val="28"/>
-        </w:rPr>
-      </w:pPr>
-      <w:r>
-        <w:rPr>
-          <w:rFonts w:ascii="Times New Roman" w:hAnsi="Times New Roman" w:cs="Times New Roman"/>
-          <w:sz w:val="28"/>
-          <w:szCs w:val="28"/>
-        </w:rPr>
-        <w:t>Производительность приложения была оптимизирована за счет минимального использования системных ресурсов. Программа не создает излишней нагрузки на процессор и оперативную память, что делает ее эффективной даже на маломощных компьютерах. Отсутствие сложных вычислений и оптимизированный алгоритм работы обеспечивают мгновенный отклик на пользовательские действия, что соответствует современным стандартам качества программного обеспечения.</w:t>
-      </w:r>
-    </w:p>
-    <w:p>
-      <w:pPr>
-        <w:pStyle w:val="a3"/>
-        <w:spacing w:after="0" w:line="360" w:lineRule="auto"/>
-        <w:ind w:left="0" w:right="141" w:firstLine="709"/>
-        <w:jc w:val="both"/>
-        <w:rPr>
-          <w:rFonts w:ascii="Times New Roman" w:hAnsi="Times New Roman" w:cs="Times New Roman"/>
-          <w:sz w:val="28"/>
-          <w:szCs w:val="28"/>
-        </w:rPr>
-      </w:pPr>
-    </w:p>
-    <w:p>
-      <w:pPr>
-        <w:pStyle w:val="a3"/>
-        <w:spacing w:after="0" w:line="360" w:lineRule="auto"/>
-        <w:ind w:left="0" w:right="141" w:firstLine="709"/>
-        <w:jc w:val="both"/>
-        <w:rPr>
-          <w:rFonts w:ascii="Times New Roman" w:hAnsi="Times New Roman" w:cs="Times New Roman"/>
-          <w:sz w:val="28"/>
-          <w:szCs w:val="28"/>
-        </w:rPr>
-      </w:pPr>
-      <w:r>
-        <w:rPr>
-          <w:rFonts w:ascii="Times New Roman" w:hAnsi="Times New Roman" w:cs="Times New Roman"/>
-          <w:sz w:val="28"/>
-          <w:szCs w:val="28"/>
-        </w:rPr>
-        <w:t xml:space="preserve">Безопасность приложения обеспечивается за счет его изолированности от системных ресурсов. Программа не требует прав </w:t>
-      </w:r>
-      <w:r>
-        <w:rPr>
-          <w:rFonts w:ascii="Times New Roman" w:hAnsi="Times New Roman" w:cs="Times New Roman"/>
-          <w:sz w:val="28"/>
-          <w:szCs w:val="28"/>
-        </w:rPr>
-        <w:lastRenderedPageBreak/>
-        <w:t>администратора для работы и не взаимодействует с критически важными компонентами операционной системы. Это делает ее безопасной для использования в учебных заведениях и на рабочих местах, где установлены строгие политики безопасности.</w:t>
-      </w:r>
-    </w:p>
-    <w:p>
-      <w:pPr>
-        <w:pStyle w:val="a3"/>
-        <w:spacing w:after="0" w:line="360" w:lineRule="auto"/>
-        <w:ind w:left="0" w:right="141" w:firstLine="709"/>
-        <w:jc w:val="both"/>
-        <w:rPr>
-          <w:rFonts w:ascii="Times New Roman" w:hAnsi="Times New Roman" w:cs="Times New Roman"/>
-          <w:sz w:val="28"/>
-          <w:szCs w:val="28"/>
-        </w:rPr>
-      </w:pPr>
-    </w:p>
-    <w:p>
-      <w:pPr>
-        <w:pStyle w:val="a3"/>
-        <w:spacing w:after="0" w:line="360" w:lineRule="auto"/>
-        <w:ind w:left="0" w:right="141" w:firstLine="709"/>
-        <w:jc w:val="both"/>
-        <w:rPr>
-          <w:rFonts w:ascii="Times New Roman" w:hAnsi="Times New Roman" w:cs="Times New Roman"/>
-          <w:sz w:val="28"/>
-          <w:szCs w:val="28"/>
-        </w:rPr>
-      </w:pPr>
-      <w:r>
-        <w:rPr>
-          <w:rFonts w:ascii="Times New Roman" w:hAnsi="Times New Roman" w:cs="Times New Roman"/>
-          <w:sz w:val="28"/>
-          <w:szCs w:val="28"/>
-        </w:rPr>
-        <w:t>Документирование кода было выполнено в соответствии с общепринятыми стандартами. Каждый метод содержит четкое описание своей функциональности, что облегчает понимание логики программы и способствует поддержке кода в будущем. Комментарии написаны на понятном языке и точно отражают назначение соответствующих участков кода.</w:t>
-      </w:r>
-    </w:p>
-    <w:p>
-      <w:pPr>
-        <w:pStyle w:val="a3"/>
-        <w:spacing w:after="0" w:line="360" w:lineRule="auto"/>
-        <w:ind w:left="0" w:right="141" w:firstLine="709"/>
-        <w:jc w:val="both"/>
-        <w:rPr>
-          <w:rFonts w:ascii="Times New Roman" w:hAnsi="Times New Roman" w:cs="Times New Roman"/>
-          <w:sz w:val="28"/>
-          <w:szCs w:val="28"/>
-        </w:rPr>
-      </w:pPr>
-    </w:p>
-    <w:p>
-      <w:pPr>
-        <w:pStyle w:val="a3"/>
-        <w:spacing w:after="0" w:line="360" w:lineRule="auto"/>
-        <w:ind w:left="0" w:right="141" w:firstLine="709"/>
-        <w:jc w:val="both"/>
-        <w:rPr>
-          <w:rFonts w:ascii="Times New Roman" w:hAnsi="Times New Roman" w:cs="Times New Roman"/>
-          <w:sz w:val="28"/>
-          <w:szCs w:val="28"/>
-        </w:rPr>
-      </w:pPr>
-      <w:r>
-        <w:rPr>
-          <w:rFonts w:ascii="Times New Roman" w:hAnsi="Times New Roman" w:cs="Times New Roman"/>
-          <w:sz w:val="28"/>
-          <w:szCs w:val="28"/>
-        </w:rPr>
-        <w:t xml:space="preserve">Тестирование приложения проводилось по методике </w:t>
-      </w:r>
-      <w:proofErr w:type="spellStart"/>
-      <w:r>
-        <w:rPr>
-          <w:rFonts w:ascii="Times New Roman" w:hAnsi="Times New Roman" w:cs="Times New Roman"/>
-          <w:sz w:val="28"/>
-          <w:szCs w:val="28"/>
-        </w:rPr>
-        <w:t>black</w:t>
-      </w:r>
-      <w:proofErr w:type="spellEnd"/>
-      <w:r>
-        <w:rPr>
-          <w:rFonts w:ascii="Times New Roman" w:hAnsi="Times New Roman" w:cs="Times New Roman"/>
-          <w:sz w:val="28"/>
-          <w:szCs w:val="28"/>
-        </w:rPr>
-        <w:t xml:space="preserve"> </w:t>
-      </w:r>
-      <w:proofErr w:type="spellStart"/>
-      <w:r>
-        <w:rPr>
-          <w:rFonts w:ascii="Times New Roman" w:hAnsi="Times New Roman" w:cs="Times New Roman"/>
-          <w:sz w:val="28"/>
-          <w:szCs w:val="28"/>
-        </w:rPr>
-        <w:t>box</w:t>
-      </w:r>
-      <w:proofErr w:type="spellEnd"/>
-      <w:r>
-        <w:rPr>
-          <w:rFonts w:ascii="Times New Roman" w:hAnsi="Times New Roman" w:cs="Times New Roman"/>
-          <w:sz w:val="28"/>
-          <w:szCs w:val="28"/>
-        </w:rPr>
-        <w:t>, что позволило оценить его функциональность с точки зрения конечного пользователя. Были проверены все возможные сценарии использования, включая многократное нажатие кнопок, работу на разных разрешениях экрана и взаимодействие с другими приложениями. Результаты тестирования подтвердили стабильность работы и соответствие заявленным требованиям.</w:t>
-      </w:r>
-    </w:p>
-    <w:p>
-      <w:pPr>
-        <w:pStyle w:val="a3"/>
-        <w:spacing w:after="0" w:line="360" w:lineRule="auto"/>
-        <w:ind w:left="0" w:right="141" w:firstLine="709"/>
-        <w:jc w:val="both"/>
-        <w:rPr>
-          <w:rFonts w:ascii="Times New Roman" w:hAnsi="Times New Roman" w:cs="Times New Roman"/>
-          <w:sz w:val="28"/>
-          <w:szCs w:val="28"/>
-        </w:rPr>
-      </w:pPr>
-    </w:p>
-    <w:p>
-      <w:pPr>
-        <w:pStyle w:val="a3"/>
-        <w:spacing w:after="0" w:line="360" w:lineRule="auto"/>
-        <w:ind w:left="0" w:right="141" w:firstLine="709"/>
-        <w:jc w:val="both"/>
-        <w:rPr>
-          <w:rFonts w:ascii="Times New Roman" w:hAnsi="Times New Roman" w:cs="Times New Roman"/>
-          <w:sz w:val="28"/>
-          <w:szCs w:val="28"/>
-        </w:rPr>
-      </w:pPr>
-      <w:r>
-        <w:rPr>
-          <w:rFonts w:ascii="Times New Roman" w:hAnsi="Times New Roman" w:cs="Times New Roman"/>
-          <w:sz w:val="28"/>
-          <w:szCs w:val="28"/>
-        </w:rPr>
-        <w:t xml:space="preserve">В контексте современных тенденций разработки программного обеспечения, данное приложение демонстрирует классический подход к созданию desktop-приложений. Несмотря на популярность </w:t>
-      </w:r>
-      <w:proofErr w:type="spellStart"/>
-      <w:r>
-        <w:rPr>
-          <w:rFonts w:ascii="Times New Roman" w:hAnsi="Times New Roman" w:cs="Times New Roman"/>
-          <w:sz w:val="28"/>
-          <w:szCs w:val="28"/>
-        </w:rPr>
-        <w:t>веб-технологий</w:t>
-      </w:r>
-      <w:proofErr w:type="spellEnd"/>
-      <w:r>
-        <w:rPr>
-          <w:rFonts w:ascii="Times New Roman" w:hAnsi="Times New Roman" w:cs="Times New Roman"/>
-          <w:sz w:val="28"/>
-          <w:szCs w:val="28"/>
-        </w:rPr>
-        <w:t xml:space="preserve"> и мобильной разработки, умение создавать эффективные настольные приложения остается востребованным навыком на рынке труда. Этот проект служит отличной базой для изучения более сложных тем, таких как </w:t>
-      </w:r>
-      <w:proofErr w:type="spellStart"/>
-      <w:r>
-        <w:rPr>
-          <w:rFonts w:ascii="Times New Roman" w:hAnsi="Times New Roman" w:cs="Times New Roman"/>
-          <w:sz w:val="28"/>
-          <w:szCs w:val="28"/>
-        </w:rPr>
-        <w:t>многопоточность</w:t>
-      </w:r>
-      <w:proofErr w:type="spellEnd"/>
-      <w:r>
-        <w:rPr>
-          <w:rFonts w:ascii="Times New Roman" w:hAnsi="Times New Roman" w:cs="Times New Roman"/>
-          <w:sz w:val="28"/>
-          <w:szCs w:val="28"/>
-        </w:rPr>
-        <w:t>, работа с базами данных и создание сетевых приложений.</w:t>
-      </w:r>
-    </w:p>
-    <w:p>
-      <w:pPr>
-        <w:pStyle w:val="a3"/>
-        <w:spacing w:after="0" w:line="360" w:lineRule="auto"/>
-        <w:ind w:left="0" w:right="141" w:firstLine="709"/>
-        <w:jc w:val="both"/>
-        <w:rPr>
-          <w:rFonts w:ascii="Times New Roman" w:hAnsi="Times New Roman" w:cs="Times New Roman"/>
-          <w:sz w:val="28"/>
-          <w:szCs w:val="28"/>
-        </w:rPr>
-      </w:pPr>
-    </w:p>
-    <w:p>
-      <w:pPr>
-        <w:pStyle w:val="a3"/>
-        <w:spacing w:after="0" w:line="360" w:lineRule="auto"/>
-        <w:ind w:left="0" w:right="141" w:firstLine="709"/>
-        <w:jc w:val="both"/>
-        <w:rPr>
-          <w:rFonts w:ascii="Times New Roman" w:hAnsi="Times New Roman" w:cs="Times New Roman"/>
-          <w:sz w:val="28"/>
-          <w:szCs w:val="28"/>
-        </w:rPr>
-      </w:pPr>
-      <w:r>
-        <w:rPr>
-          <w:rFonts w:ascii="Times New Roman" w:hAnsi="Times New Roman" w:cs="Times New Roman"/>
-          <w:sz w:val="28"/>
-          <w:szCs w:val="28"/>
-        </w:rPr>
-        <w:t xml:space="preserve">Перспективы развития проекта включают множество направлений для совершенствования. Можно добавить функцию автоматического </w:t>
-      </w:r>
-      <w:r>
-        <w:rPr>
-          <w:rFonts w:ascii="Times New Roman" w:hAnsi="Times New Roman" w:cs="Times New Roman"/>
-          <w:sz w:val="28"/>
-          <w:szCs w:val="28"/>
-        </w:rPr>
-        <w:lastRenderedPageBreak/>
-        <w:t xml:space="preserve">перемещения по заданной траектории, реализовать систему макросов для записи последовательности перемещений, или добавить поддержку жестов мыши для </w:t>
-      </w:r>
-      <w:proofErr w:type="gramStart"/>
-      <w:r>
-        <w:rPr>
-          <w:rFonts w:ascii="Times New Roman" w:hAnsi="Times New Roman" w:cs="Times New Roman"/>
-          <w:sz w:val="28"/>
-          <w:szCs w:val="28"/>
-        </w:rPr>
-        <w:t>более интуитивного</w:t>
-      </w:r>
-      <w:proofErr w:type="gramEnd"/>
-      <w:r>
-        <w:rPr>
-          <w:rFonts w:ascii="Times New Roman" w:hAnsi="Times New Roman" w:cs="Times New Roman"/>
-          <w:sz w:val="28"/>
-          <w:szCs w:val="28"/>
-        </w:rPr>
-        <w:t xml:space="preserve"> управления. Эти улучшения позволят превратить учебный проект в полнофункциональное приложение для профессионального использования.</w:t>
-      </w:r>
-    </w:p>
-    <w:p>
-      <w:pPr>
-        <w:pStyle w:val="a3"/>
-        <w:spacing w:after="0" w:line="360" w:lineRule="auto"/>
-        <w:ind w:left="0" w:right="141" w:firstLine="709"/>
-        <w:jc w:val="both"/>
-        <w:rPr>
-          <w:rFonts w:ascii="Times New Roman" w:hAnsi="Times New Roman" w:cs="Times New Roman"/>
-          <w:sz w:val="28"/>
-          <w:szCs w:val="28"/>
-        </w:rPr>
-      </w:pPr>
-    </w:p>
-    <w:p>
-      <w:pPr>
-        <w:pStyle w:val="a3"/>
-        <w:spacing w:after="0" w:line="360" w:lineRule="auto"/>
-        <w:ind w:left="0" w:right="141" w:firstLine="709"/>
-        <w:jc w:val="both"/>
-        <w:rPr>
-          <w:rFonts w:ascii="Times New Roman" w:hAnsi="Times New Roman" w:cs="Times New Roman"/>
-          <w:sz w:val="28"/>
-          <w:szCs w:val="28"/>
-        </w:rPr>
-      </w:pPr>
-      <w:r>
-        <w:rPr>
-          <w:rFonts w:ascii="Times New Roman" w:hAnsi="Times New Roman" w:cs="Times New Roman"/>
-          <w:sz w:val="28"/>
-          <w:szCs w:val="28"/>
-        </w:rPr>
-        <w:t>Общественная значимость работы заключается в ее образовательной ценности. Подобные проекты формируют у студентов системное мышление и понимание принципов работы компьютерных систем. Навыки, полученные при разработке этого приложения, могут быть применены в различных областях IT - от создания пользовательских интерфейсов до разработки системного программного обеспечения.</w:t>
-      </w:r>
-    </w:p>
-    <w:p>
-      <w:pPr>
-        <w:pStyle w:val="a3"/>
-        <w:spacing w:after="0" w:line="360" w:lineRule="auto"/>
-        <w:ind w:left="0" w:right="141" w:firstLine="709"/>
-        <w:jc w:val="both"/>
-        <w:rPr>
-          <w:rFonts w:ascii="Times New Roman" w:hAnsi="Times New Roman" w:cs="Times New Roman"/>
-          <w:sz w:val="28"/>
-          <w:szCs w:val="28"/>
-        </w:rPr>
-      </w:pPr>
-    </w:p>
-    <w:p>
-      <w:pPr>
-        <w:pStyle w:val="a3"/>
-        <w:spacing w:after="0" w:line="360" w:lineRule="auto"/>
-        <w:ind w:left="0" w:right="141" w:firstLine="709"/>
-        <w:jc w:val="both"/>
-        <w:rPr>
-          <w:rFonts w:ascii="Times New Roman" w:hAnsi="Times New Roman" w:cs="Times New Roman"/>
-          <w:sz w:val="28"/>
-          <w:szCs w:val="28"/>
-        </w:rPr>
-      </w:pPr>
-      <w:r>
-        <w:rPr>
-          <w:rFonts w:ascii="Times New Roman" w:hAnsi="Times New Roman" w:cs="Times New Roman"/>
-          <w:sz w:val="28"/>
-          <w:szCs w:val="28"/>
-        </w:rPr>
-        <w:t xml:space="preserve">Экономический аспект проекта проявляется в его эффективности с точки зрения затрат на разработку. Использование свободно распространяемой среды </w:t>
-      </w:r>
-      <w:proofErr w:type="spellStart"/>
-      <w:r>
-        <w:rPr>
-          <w:rFonts w:ascii="Times New Roman" w:hAnsi="Times New Roman" w:cs="Times New Roman"/>
-          <w:sz w:val="28"/>
-          <w:szCs w:val="28"/>
-        </w:rPr>
-        <w:t>Lazarus</w:t>
-      </w:r>
-      <w:proofErr w:type="spellEnd"/>
-      <w:r>
-        <w:rPr>
-          <w:rFonts w:ascii="Times New Roman" w:hAnsi="Times New Roman" w:cs="Times New Roman"/>
-          <w:sz w:val="28"/>
-          <w:szCs w:val="28"/>
-        </w:rPr>
-        <w:t xml:space="preserve"> и языка </w:t>
-      </w:r>
-      <w:proofErr w:type="spellStart"/>
-      <w:r>
-        <w:rPr>
-          <w:rFonts w:ascii="Times New Roman" w:hAnsi="Times New Roman" w:cs="Times New Roman"/>
-          <w:sz w:val="28"/>
-          <w:szCs w:val="28"/>
-        </w:rPr>
-        <w:t>Object</w:t>
-      </w:r>
-      <w:proofErr w:type="spellEnd"/>
-      <w:r>
-        <w:rPr>
-          <w:rFonts w:ascii="Times New Roman" w:hAnsi="Times New Roman" w:cs="Times New Roman"/>
-          <w:sz w:val="28"/>
-          <w:szCs w:val="28"/>
-        </w:rPr>
-        <w:t xml:space="preserve"> </w:t>
-      </w:r>
-      <w:proofErr w:type="spellStart"/>
-      <w:r>
-        <w:rPr>
-          <w:rFonts w:ascii="Times New Roman" w:hAnsi="Times New Roman" w:cs="Times New Roman"/>
-          <w:sz w:val="28"/>
-          <w:szCs w:val="28"/>
-        </w:rPr>
-        <w:t>Pascal</w:t>
-      </w:r>
-      <w:proofErr w:type="spellEnd"/>
-      <w:r>
-        <w:rPr>
-          <w:rFonts w:ascii="Times New Roman" w:hAnsi="Times New Roman" w:cs="Times New Roman"/>
-          <w:sz w:val="28"/>
-          <w:szCs w:val="28"/>
-        </w:rPr>
-        <w:t xml:space="preserve"> делает проект доступным для учебных заведений с ограниченным бюджетом. При этом качество результата соответствует коммерческим аналогам, что демонстрирует рентабельность использования открытых технологий в образовательном процессе.</w:t>
-      </w:r>
-    </w:p>
-    <w:p>
-      <w:pPr>
-        <w:pStyle w:val="a3"/>
-        <w:spacing w:after="0" w:line="360" w:lineRule="auto"/>
-        <w:ind w:left="0" w:right="141" w:firstLine="709"/>
-        <w:jc w:val="both"/>
-        <w:rPr>
-          <w:rFonts w:ascii="Times New Roman" w:hAnsi="Times New Roman" w:cs="Times New Roman"/>
-          <w:sz w:val="28"/>
-          <w:szCs w:val="28"/>
-        </w:rPr>
-      </w:pPr>
-    </w:p>
-    <w:p>
-      <w:pPr>
-        <w:pStyle w:val="a3"/>
-        <w:spacing w:after="0" w:line="360" w:lineRule="auto"/>
-        <w:ind w:left="0" w:right="141" w:firstLine="709"/>
-        <w:jc w:val="both"/>
-        <w:rPr>
-          <w:rFonts w:ascii="Times New Roman" w:hAnsi="Times New Roman" w:cs="Times New Roman"/>
-          <w:sz w:val="28"/>
-          <w:szCs w:val="28"/>
-        </w:rPr>
-      </w:pPr>
-      <w:r>
-        <w:rPr>
-          <w:rFonts w:ascii="Times New Roman" w:hAnsi="Times New Roman" w:cs="Times New Roman"/>
-          <w:sz w:val="28"/>
-          <w:szCs w:val="28"/>
-        </w:rPr>
-        <w:t>В рамках методологии разработки программного обеспечения данный проект иллюстрирует применение итеративного подхода. Каждая функция реализовывалась и тестировалась отдельно, что позволило своевременно выявлять и исправлять ошибки. Такой подход формирует у студентов правильные привычки в программировании и учит методичной работе над проектами любой сложности.</w:t>
-      </w:r>
-    </w:p>
-    <w:p>
-      <w:pPr>
-        <w:pStyle w:val="a3"/>
-        <w:spacing w:after="0" w:line="360" w:lineRule="auto"/>
-        <w:ind w:left="0" w:right="141" w:firstLine="709"/>
-        <w:jc w:val="both"/>
-        <w:rPr>
-          <w:rFonts w:ascii="Times New Roman" w:hAnsi="Times New Roman" w:cs="Times New Roman"/>
-          <w:sz w:val="28"/>
-          <w:szCs w:val="28"/>
-        </w:rPr>
-      </w:pPr>
-    </w:p>
-    <w:p>
-      <w:pPr>
-        <w:pStyle w:val="a3"/>
-        <w:spacing w:after="0" w:line="360" w:lineRule="auto"/>
-        <w:ind w:left="0" w:right="141" w:firstLine="709"/>
-        <w:jc w:val="both"/>
-        <w:rPr>
-          <w:rFonts w:ascii="Times New Roman" w:hAnsi="Times New Roman" w:cs="Times New Roman"/>
-          <w:sz w:val="28"/>
-          <w:szCs w:val="28"/>
-        </w:rPr>
-      </w:pPr>
-      <w:r>
-        <w:rPr>
-          <w:rFonts w:ascii="Times New Roman" w:hAnsi="Times New Roman" w:cs="Times New Roman"/>
-          <w:sz w:val="28"/>
-          <w:szCs w:val="28"/>
-        </w:rPr>
-        <w:t xml:space="preserve">Культурный аспект работы связан с развитием вычислительного мышления - важного навыка в современном цифровом обществе. Разработка </w:t>
-      </w:r>
-      <w:r>
-        <w:rPr>
-          <w:rFonts w:ascii="Times New Roman" w:hAnsi="Times New Roman" w:cs="Times New Roman"/>
-          <w:sz w:val="28"/>
-          <w:szCs w:val="28"/>
-        </w:rPr>
-        <w:lastRenderedPageBreak/>
-        <w:t xml:space="preserve">даже такого простого приложения требует абстрактного мышления, логического анализа и системного подхода к решению задач. Эти компетенции являются универсальными и могут быть применены в различных сферах деятельности </w:t>
-      </w:r>
-      <w:proofErr w:type="spellStart"/>
-      <w:r>
-        <w:rPr>
-          <w:rFonts w:ascii="Times New Roman" w:hAnsi="Times New Roman" w:cs="Times New Roman"/>
-          <w:sz w:val="28"/>
-          <w:szCs w:val="28"/>
-        </w:rPr>
-        <w:t>beyond</w:t>
-      </w:r>
-      <w:proofErr w:type="spellEnd"/>
-      <w:r>
-        <w:rPr>
-          <w:rFonts w:ascii="Times New Roman" w:hAnsi="Times New Roman" w:cs="Times New Roman"/>
-          <w:sz w:val="28"/>
-          <w:szCs w:val="28"/>
-        </w:rPr>
-        <w:t xml:space="preserve"> программирования.</w:t>
-      </w:r>
-    </w:p>
-    <w:p>
-      <w:pPr>
-        <w:pStyle w:val="a3"/>
-        <w:spacing w:after="0" w:line="360" w:lineRule="auto"/>
-        <w:ind w:left="0" w:right="141" w:firstLine="709"/>
-        <w:jc w:val="both"/>
-        <w:rPr>
-          <w:rFonts w:ascii="Times New Roman" w:hAnsi="Times New Roman" w:cs="Times New Roman"/>
-          <w:sz w:val="28"/>
-          <w:szCs w:val="28"/>
-        </w:rPr>
-      </w:pPr>
-    </w:p>
-    <w:p>
-      <w:pPr>
-        <w:pStyle w:val="a3"/>
-        <w:spacing w:after="0" w:line="360" w:lineRule="auto"/>
-        <w:ind w:left="0" w:right="141" w:firstLine="709"/>
-        <w:jc w:val="both"/>
-        <w:rPr>
-          <w:rFonts w:ascii="Times New Roman" w:hAnsi="Times New Roman" w:cs="Times New Roman"/>
-          <w:sz w:val="28"/>
-          <w:szCs w:val="28"/>
-        </w:rPr>
-      </w:pPr>
-      <w:r>
-        <w:rPr>
-          <w:rFonts w:ascii="Times New Roman" w:hAnsi="Times New Roman" w:cs="Times New Roman"/>
-          <w:sz w:val="28"/>
-          <w:szCs w:val="28"/>
-        </w:rPr>
-        <w:t>Научная ценность проекта заключается в демонстрации фундаментальных принципов компьютерной графики и взаимодействия человек-компьютер. Изучение механизмов позиционирования окон и обработки пользовательского ввода представляет интерес для исследований в области пользовательских интерфейсов и эргономики программного обеспечения.</w:t>
-      </w:r>
-    </w:p>
-    <w:p>
-      <w:pPr>
-        <w:pStyle w:val="a3"/>
-        <w:spacing w:after="0" w:line="360" w:lineRule="auto"/>
-        <w:ind w:left="0" w:right="141" w:firstLine="709"/>
-        <w:jc w:val="both"/>
-        <w:rPr>
-          <w:rFonts w:ascii="Times New Roman" w:hAnsi="Times New Roman" w:cs="Times New Roman"/>
-          <w:sz w:val="28"/>
-          <w:szCs w:val="28"/>
-        </w:rPr>
-      </w:pPr>
-    </w:p>
-    <w:p>
-      <w:pPr>
-        <w:pStyle w:val="a3"/>
-        <w:spacing w:after="0" w:line="360" w:lineRule="auto"/>
-        <w:ind w:left="0" w:right="141" w:firstLine="709"/>
-        <w:jc w:val="both"/>
-        <w:rPr>
-          <w:rFonts w:ascii="Times New Roman" w:hAnsi="Times New Roman" w:cs="Times New Roman"/>
-          <w:sz w:val="28"/>
-          <w:szCs w:val="28"/>
-        </w:rPr>
-      </w:pPr>
-      <w:r>
-        <w:rPr>
-          <w:rFonts w:ascii="Times New Roman" w:hAnsi="Times New Roman" w:cs="Times New Roman"/>
-          <w:sz w:val="28"/>
-          <w:szCs w:val="28"/>
-        </w:rPr>
-        <w:t xml:space="preserve">В заключение можно сказать, что лабораторная работа «Двигающаяся форма» успешно выполняет свою образовательную миссию. Она не только </w:t>
-      </w:r>
-      <w:proofErr w:type="spellStart"/>
-      <w:r>
-        <w:rPr>
-          <w:rFonts w:ascii="Times New Roman" w:hAnsi="Times New Roman" w:cs="Times New Roman"/>
-          <w:sz w:val="28"/>
-          <w:szCs w:val="28"/>
-        </w:rPr>
-        <w:t>teaches</w:t>
-      </w:r>
-      <w:proofErr w:type="spellEnd"/>
-      <w:r>
-        <w:rPr>
-          <w:rFonts w:ascii="Times New Roman" w:hAnsi="Times New Roman" w:cs="Times New Roman"/>
-          <w:sz w:val="28"/>
-          <w:szCs w:val="28"/>
-        </w:rPr>
-        <w:t xml:space="preserve"> конкретным техническим навыкам, но и развивает общенаучные компетенции, необходимые для успешной карьеры в IT-индустрии. Проект служит прочным фундаментом для дальнейшего профессионального роста и освоения более сложных технологий программирования.</w:t>
-      </w:r>
     </w:p>
     <w:sectPr>
       <w:pgSz w:w="11906" w:h="16838"/>
@@ -7631,6 +6925,7 @@
   <w:style w:type="character" w:default="1" w:styleId="a0">
     <w:name w:val="Default Paragraph Font"/>
     <w:uiPriority w:val="1"/>
+    <w:semiHidden/>
     <w:unhideWhenUsed/>
   </w:style>
   <w:style w:type="table" w:default="1" w:styleId="a1">
@@ -7839,11 +7134,10 @@
   </w:font>
   <w:font w:name="Tahoma">
     <w:panose1 w:val="020B0604030504040204"/>
-    <w:charset w:val="00"/>
+    <w:charset w:val="CC"/>
     <w:family w:val="swiss"/>
-    <w:notTrueType/>
     <w:pitch w:val="variable"/>
-    <w:sig w:usb0="00000003" w:usb1="00000000" w:usb2="00000000" w:usb3="00000000" w:csb0="00000001" w:csb1="00000000"/>
+    <w:sig w:usb0="E1002EFF" w:usb1="C000605B" w:usb2="00000029" w:usb3="00000000" w:csb0="000101FF" w:csb1="00000000"/>
   </w:font>
   <w:font w:name="Arial">
     <w:panose1 w:val="020B0604020202020204"/>
@@ -7851,6 +7145,14 @@
     <w:family w:val="swiss"/>
     <w:pitch w:val="variable"/>
     <w:sig w:usb0="E0002EFF" w:usb1="C000785B" w:usb2="00000009" w:usb3="00000000" w:csb0="000001FF" w:csb1="00000000"/>
+  </w:font>
+  <w:font w:name="SimSun">
+    <w:altName w:val="宋体"/>
+    <w:panose1 w:val="02010600030101010101"/>
+    <w:charset w:val="86"/>
+    <w:family w:val="auto"/>
+    <w:pitch w:val="variable"/>
+    <w:sig w:usb0="00000003" w:usb1="288F0000" w:usb2="00000016" w:usb3="00000000" w:csb0="00040001" w:csb1="00000000"/>
   </w:font>
   <w:font w:name="Calibri Light">
     <w:panose1 w:val="020F0302020204030204"/>
@@ -7895,6 +7197,7 @@
     <w:rsid w:val="00B4534D"/>
     <w:rsid w:val="00BF4074"/>
     <w:rsid w:val="00C97E49"/>
+    <w:rsid w:val="00D473EE"/>
     <w:rsid w:val="00E97DDF"/>
   </w:rsids>
   <m:mathPr>
@@ -8423,7 +7726,7 @@
   <a:extraClrSchemeLst/>
   <a:extLst>
     <a:ext uri="{05A4C25C-085E-4340-85A3-A5531E510DB2}">
-      <thm15:themeFamily xmlns="" xmlns:thm15="http://schemas.microsoft.com/office/thememl/2012/main" name="Office Theme" id="{62F939B6-93AF-4DB8-9C6B-D6C7DFDC589F}" vid="{4A3C46E8-61CC-4603-A589-7422A47A8E4A}"/>
+      <thm15:themeFamily xmlns:thm15="http://schemas.microsoft.com/office/thememl/2012/main" xmlns="" name="Office Theme" id="{62F939B6-93AF-4DB8-9C6B-D6C7DFDC589F}" vid="{4A3C46E8-61CC-4603-A589-7422A47A8E4A}"/>
     </a:ext>
   </a:extLst>
 </a:theme>
@@ -8434,7 +7737,7 @@
 </file>
 
 <file path=customXml/itemProps1.xml><?xml version="1.0" encoding="utf-8"?>
-<ds:datastoreItem xmlns:ds="http://schemas.openxmlformats.org/officeDocument/2006/customXml" ds:itemID="{6A9A9C1B-0209-4827-A7F0-9E40153F0C7C}">
+<ds:datastoreItem xmlns:ds="http://schemas.openxmlformats.org/officeDocument/2006/customXml" ds:itemID="{7C98B30D-869A-4695-B0CB-2B320857D945}">
   <ds:schemaRefs>
     <ds:schemaRef ds:uri="http://schemas.openxmlformats.org/officeDocument/2006/bibliography"/>
   </ds:schemaRefs>
